--- a/Modelos Contratuais/tempo parcial edital/1. Necessidade da área_TP.docx
+++ b/Modelos Contratuais/tempo parcial edital/1. Necessidade da área_TP.docx
@@ -29,6 +29,7 @@
           <w:b/>
           <w:bCs/>
           <w:sz w:val="18"/>
+          <w:lang w:val="en-GB"/>
         </w:rPr>
       </w:pPr>
       <w:r>
@@ -37,9 +38,44 @@
           <w:b/>
           <w:bCs/>
           <w:sz w:val="18"/>
-        </w:rPr>
-        <w:t>Lorem ipsum dolor sit amet</w:t>
-      </w:r>
+          <w:lang w:val="en-GB"/>
+        </w:rPr>
+        <w:t xml:space="preserve">Lorem ipsum </w:t>
+      </w:r>
+      <w:proofErr w:type="spellStart"/>
+      <w:r>
+        <w:rPr>
+          <w:rFonts w:ascii="Arial" w:hAnsi="Arial" w:cs="Arial"/>
+          <w:b/>
+          <w:bCs/>
+          <w:sz w:val="18"/>
+          <w:lang w:val="en-GB"/>
+        </w:rPr>
+        <w:t>dolor</w:t>
+      </w:r>
+      <w:proofErr w:type="spellEnd"/>
+      <w:r>
+        <w:rPr>
+          <w:rFonts w:ascii="Arial" w:hAnsi="Arial" w:cs="Arial"/>
+          <w:b/>
+          <w:bCs/>
+          <w:sz w:val="18"/>
+          <w:lang w:val="en-GB"/>
+        </w:rPr>
+        <w:t xml:space="preserve"> sit </w:t>
+      </w:r>
+      <w:proofErr w:type="spellStart"/>
+      <w:r>
+        <w:rPr>
+          <w:rFonts w:ascii="Arial" w:hAnsi="Arial" w:cs="Arial"/>
+          <w:b/>
+          <w:bCs/>
+          <w:sz w:val="18"/>
+          <w:lang w:val="en-GB"/>
+        </w:rPr>
+        <w:t>amet</w:t>
+      </w:r>
+      <w:proofErr w:type="spellEnd"/>
     </w:p>
     <w:p>
       <w:pPr>
@@ -47,20 +83,121 @@
         <w:spacing w:line="220" w:lineRule="exact"/>
         <w:rPr>
           <w:sz w:val="18"/>
+          <w:lang w:val="en-GB"/>
         </w:rPr>
       </w:pPr>
-      <w:r>
-        <w:rPr>
-          <w:sz w:val="18"/>
-        </w:rPr>
-        <w:t>Consectetur adipiscing elit sed do eiusmod tempor incididunt</w:t>
-      </w:r>
+      <w:proofErr w:type="spellStart"/>
+      <w:r>
+        <w:rPr>
+          <w:sz w:val="18"/>
+          <w:lang w:val="en-GB"/>
+        </w:rPr>
+        <w:t>Consectetur</w:t>
+      </w:r>
+      <w:proofErr w:type="spellEnd"/>
+      <w:r>
+        <w:rPr>
+          <w:sz w:val="18"/>
+          <w:lang w:val="en-GB"/>
+        </w:rPr>
+        <w:t xml:space="preserve"> </w:t>
+      </w:r>
+      <w:proofErr w:type="spellStart"/>
+      <w:r>
+        <w:rPr>
+          <w:sz w:val="18"/>
+          <w:lang w:val="en-GB"/>
+        </w:rPr>
+        <w:t>adipiscing</w:t>
+      </w:r>
+      <w:proofErr w:type="spellEnd"/>
+      <w:r>
+        <w:rPr>
+          <w:sz w:val="18"/>
+          <w:lang w:val="en-GB"/>
+        </w:rPr>
+        <w:t xml:space="preserve"> </w:t>
+      </w:r>
+      <w:proofErr w:type="spellStart"/>
+      <w:r>
+        <w:rPr>
+          <w:sz w:val="18"/>
+          <w:lang w:val="en-GB"/>
+        </w:rPr>
+        <w:t>elit</w:t>
+      </w:r>
+      <w:proofErr w:type="spellEnd"/>
+      <w:r>
+        <w:rPr>
+          <w:sz w:val="18"/>
+          <w:lang w:val="en-GB"/>
+        </w:rPr>
+        <w:t xml:space="preserve"> </w:t>
+      </w:r>
+      <w:proofErr w:type="spellStart"/>
+      <w:r>
+        <w:rPr>
+          <w:sz w:val="18"/>
+          <w:lang w:val="en-GB"/>
+        </w:rPr>
+        <w:t>sed</w:t>
+      </w:r>
+      <w:proofErr w:type="spellEnd"/>
+      <w:r>
+        <w:rPr>
+          <w:sz w:val="18"/>
+          <w:lang w:val="en-GB"/>
+        </w:rPr>
+        <w:t xml:space="preserve"> do </w:t>
+      </w:r>
+      <w:proofErr w:type="spellStart"/>
+      <w:r>
+        <w:rPr>
+          <w:sz w:val="18"/>
+          <w:lang w:val="en-GB"/>
+        </w:rPr>
+        <w:t>eiusmod</w:t>
+      </w:r>
+      <w:proofErr w:type="spellEnd"/>
+      <w:r>
+        <w:rPr>
+          <w:sz w:val="18"/>
+          <w:lang w:val="en-GB"/>
+        </w:rPr>
+        <w:t xml:space="preserve"> </w:t>
+      </w:r>
+      <w:proofErr w:type="spellStart"/>
+      <w:r>
+        <w:rPr>
+          <w:sz w:val="18"/>
+          <w:lang w:val="en-GB"/>
+        </w:rPr>
+        <w:t>tempor</w:t>
+      </w:r>
+      <w:proofErr w:type="spellEnd"/>
+      <w:r>
+        <w:rPr>
+          <w:sz w:val="18"/>
+          <w:lang w:val="en-GB"/>
+        </w:rPr>
+        <w:t xml:space="preserve"> </w:t>
+      </w:r>
+      <w:proofErr w:type="spellStart"/>
+      <w:r>
+        <w:rPr>
+          <w:sz w:val="18"/>
+          <w:lang w:val="en-GB"/>
+        </w:rPr>
+        <w:t>incididunt</w:t>
+      </w:r>
+      <w:proofErr w:type="spellEnd"/>
     </w:p>
     <w:p>
       <w:pPr>
         <w:rPr>
           <w:rFonts w:ascii="Arial" w:hAnsi="Arial" w:cs="Arial"/>
           <w:sz w:val="18"/>
+          <w:lang w:val="en-GB"/>
         </w:rPr>
       </w:pPr>
     </w:p>
@@ -70,6 +207,7 @@
         <w:spacing w:line="220" w:lineRule="exact"/>
         <w:rPr>
           <w:sz w:val="18"/>
+          <w:lang w:val="en-GB"/>
         </w:rPr>
       </w:pPr>
     </w:p>
@@ -79,6 +217,7 @@
         <w:spacing w:line="220" w:lineRule="exact"/>
         <w:rPr>
           <w:sz w:val="18"/>
+          <w:lang w:val="en-GB"/>
         </w:rPr>
       </w:pPr>
     </w:p>
@@ -88,6 +227,7 @@
         <w:spacing w:line="220" w:lineRule="exact"/>
         <w:rPr>
           <w:sz w:val="18"/>
+          <w:lang w:val="en-GB"/>
         </w:rPr>
       </w:pPr>
     </w:p>
@@ -97,23 +237,15 @@
         <w:spacing w:line="220" w:lineRule="exact"/>
         <w:rPr>
           <w:sz w:val="18"/>
+          <w:lang w:val="en-GB"/>
         </w:rPr>
       </w:pPr>
       <w:r>
         <w:rPr>
           <w:sz w:val="18"/>
+          <w:lang w:val="en-GB"/>
         </w:rPr>
         <w:t xml:space="preserve">Ut labore et </w:t>
-      </w:r>
-      <w:r>
-        <w:rPr>
-          <w:sz w:val="18"/>
-        </w:rPr>
-      </w:r>
-      <w:r>
-        <w:rPr>
-          <w:sz w:val="18"/>
-        </w:rPr>
       </w:r>
     </w:p>
     <w:p>
@@ -122,17 +254,79 @@
         <w:spacing w:line="220" w:lineRule="exact"/>
         <w:rPr>
           <w:sz w:val="18"/>
+          <w:lang w:val="en-GB"/>
         </w:rPr>
       </w:pPr>
       <w:r>
         <w:rPr>
           <w:sz w:val="18"/>
-        </w:rPr>
-        <w:t>Dolore magna aliqua ut enim ad minim</w:t>
-      </w:r>
-    </w:p>
-    <w:p/>
-    <w:p/>
+          <w:lang w:val="en-GB"/>
+        </w:rPr>
+        <w:t xml:space="preserve">Dolore magna </w:t>
+      </w:r>
+      <w:proofErr w:type="spellStart"/>
+      <w:r>
+        <w:rPr>
+          <w:sz w:val="18"/>
+          <w:lang w:val="en-GB"/>
+        </w:rPr>
+        <w:t>aliqua</w:t>
+      </w:r>
+      <w:proofErr w:type="spellEnd"/>
+      <w:r>
+        <w:rPr>
+          <w:sz w:val="18"/>
+          <w:lang w:val="en-GB"/>
+        </w:rPr>
+        <w:t xml:space="preserve"> </w:t>
+      </w:r>
+      <w:proofErr w:type="spellStart"/>
+      <w:r>
+        <w:rPr>
+          <w:sz w:val="18"/>
+          <w:lang w:val="en-GB"/>
+        </w:rPr>
+        <w:t>ut</w:t>
+      </w:r>
+      <w:proofErr w:type="spellEnd"/>
+      <w:r>
+        <w:rPr>
+          <w:sz w:val="18"/>
+          <w:lang w:val="en-GB"/>
+        </w:rPr>
+        <w:t xml:space="preserve"> </w:t>
+      </w:r>
+      <w:proofErr w:type="spellStart"/>
+      <w:r>
+        <w:rPr>
+          <w:sz w:val="18"/>
+          <w:lang w:val="en-GB"/>
+        </w:rPr>
+        <w:t>enim</w:t>
+      </w:r>
+      <w:proofErr w:type="spellEnd"/>
+      <w:r>
+        <w:rPr>
+          <w:sz w:val="18"/>
+          <w:lang w:val="en-GB"/>
+        </w:rPr>
+        <w:t xml:space="preserve"> ad minim</w:t>
+      </w:r>
+    </w:p>
+    <w:p>
+      <w:pPr>
+        <w:rPr>
+          <w:lang w:val="en-GB"/>
+        </w:rPr>
+      </w:pPr>
+    </w:p>
+    <w:p>
+      <w:pPr>
+        <w:rPr>
+          <w:lang w:val="en-GB"/>
+        </w:rPr>
+      </w:pPr>
+    </w:p>
     <w:p>
       <w:pPr>
         <w:spacing w:line="360" w:lineRule="auto"/>
@@ -142,6 +336,7 @@
           <w:color w:val="000000"/>
           <w:sz w:val="20"/>
           <w:szCs w:val="20"/>
+          <w:lang w:val="en-GB"/>
         </w:rPr>
       </w:pPr>
     </w:p>
@@ -157,183 +352,828 @@
           <w:sz w:val="20"/>
           <w:szCs w:val="20"/>
           <w:highlight w:val="yellow"/>
+          <w:lang w:val="en-GB"/>
         </w:rPr>
       </w:pPr>
-      <w:r>
-        <w:rPr>
-          <w:rFonts w:ascii="Calibri" w:eastAsia="Calibri" w:hAnsi="Calibri" w:cs="Arial"/>
-          <w:sz w:val="20"/>
-          <w:szCs w:val="20"/>
-        </w:rPr>
-        <w:t>Veniam quis nostrud exercitation ullamco laboris nisi ut aliquip ex ea commodo consequat duis aute irure dolor in reprehenderit in voluptate velit esse cillum dolore eu fugiat nulla pariatur excepteur sint occaecat cupidatat non proident sunt in culpa qui officia deserunt mollit anim id est laborum pellentesque habitant morbi tristique {{area_contratacao}}senectus et netus et malesuada fames ac turpis egestas vestibulum tortor.</w:t>
-      </w:r>
-      <w:r>
-        <w:rPr>
-          <w:rFonts w:ascii="Calibri" w:eastAsia="Calibri" w:hAnsi="Calibri" w:cs="Arial"/>
-          <w:sz w:val="20"/>
-          <w:szCs w:val="20"/>
-        </w:rPr>
-      </w:r>
-      <w:r>
-        <w:rPr>
-          <w:rFonts w:ascii="Calibri" w:eastAsia="Calibri" w:hAnsi="Calibri" w:cs="Arial"/>
-          <w:sz w:val="20"/>
-          <w:szCs w:val="20"/>
-        </w:rPr>
-      </w:r>
-      <w:r>
-        <w:rPr>
-          <w:rFonts w:ascii="Calibri" w:eastAsia="Calibri" w:hAnsi="Calibri" w:cs="Arial"/>
-          <w:sz w:val="20"/>
-          <w:szCs w:val="20"/>
-        </w:rPr>
-      </w:r>
-      <w:r>
-        <w:rPr>
-          <w:rFonts w:ascii="Calibri" w:eastAsia="Calibri" w:hAnsi="Calibri" w:cs="Arial"/>
-          <w:sz w:val="20"/>
-          <w:szCs w:val="20"/>
-        </w:rPr>
-      </w:r>
-      <w:r>
-        <w:rPr>
-          <w:rFonts w:ascii="Calibri" w:eastAsia="Calibri" w:hAnsi="Calibri" w:cs="Arial"/>
-          <w:sz w:val="20"/>
-          <w:szCs w:val="20"/>
-        </w:rPr>
-      </w:r>
-      <w:r>
-        <w:rPr>
-          <w:rFonts w:ascii="Calibri" w:eastAsia="Calibri" w:hAnsi="Calibri" w:cs="Arial"/>
-          <w:sz w:val="20"/>
-          <w:szCs w:val="20"/>
-          <w:highlight w:val="yellow"/>
-        </w:rPr>
-      </w:r>
-      <w:proofErr w:type="spellStart"/>
-      <w:r>
-        <w:rPr>
-          <w:rFonts w:ascii="Calibri" w:eastAsia="Calibri" w:hAnsi="Calibri" w:cs="Arial"/>
-          <w:sz w:val="20"/>
-          <w:szCs w:val="20"/>
-          <w:highlight w:val="yellow"/>
-        </w:rPr>
-      </w:r>
-      <w:proofErr w:type="spellEnd"/>
-      <w:r>
-        <w:rPr>
-          <w:rFonts w:ascii="Calibri" w:eastAsia="Calibri" w:hAnsi="Calibri" w:cs="Arial"/>
-          <w:sz w:val="20"/>
-          <w:szCs w:val="20"/>
-          <w:highlight w:val="yellow"/>
-        </w:rPr>
-      </w:r>
-      <w:r>
-        <w:rPr>
-          <w:rFonts w:ascii="Calibri" w:eastAsia="Calibri" w:hAnsi="Calibri" w:cs="Arial"/>
-          <w:sz w:val="20"/>
-          <w:szCs w:val="20"/>
-        </w:rPr>
-      </w:r>
-      <w:r>
-        <w:rPr>
-          <w:rFonts w:ascii="Calibri" w:eastAsia="Calibri" w:hAnsi="Calibri" w:cs="Arial"/>
-          <w:sz w:val="20"/>
-          <w:szCs w:val="20"/>
-        </w:rPr>
-      </w:r>
-      <w:r>
-        <w:rPr>
-          <w:rFonts w:ascii="Calibri" w:eastAsia="Calibri" w:hAnsi="Calibri" w:cs="Arial"/>
-          <w:sz w:val="20"/>
-          <w:szCs w:val="20"/>
-        </w:rPr>
-      </w:r>
-      <w:r>
-        <w:rPr>
-          <w:rFonts w:ascii="Calibri" w:eastAsia="Calibri" w:hAnsi="Calibri" w:cs="Arial"/>
-          <w:sz w:val="20"/>
-          <w:szCs w:val="20"/>
-        </w:rPr>
-      </w:r>
-      <w:r>
-        <w:rPr>
-          <w:rFonts w:ascii="Calibri" w:eastAsia="Calibri" w:hAnsi="Calibri" w:cs="Arial"/>
-          <w:sz w:val="20"/>
-          <w:szCs w:val="20"/>
-        </w:rPr>
-      </w:r>
-      <w:r>
-        <w:rPr>
-          <w:rFonts w:ascii="Calibri" w:eastAsia="Calibri" w:hAnsi="Calibri" w:cs="Arial"/>
-          <w:noProof/>
-          <w:sz w:val="20"/>
-          <w:szCs w:val="20"/>
-        </w:rPr>
-      </w:r>
-      <w:r>
-        <w:rPr>
-          <w:rFonts w:ascii="Calibri" w:eastAsia="Calibri" w:hAnsi="Calibri" w:cs="Arial"/>
-          <w:sz w:val="20"/>
-          <w:szCs w:val="20"/>
-        </w:rPr>
-      </w:r>
-      <w:r>
-        <w:rPr>
-          <w:rFonts w:ascii="Calibri" w:eastAsia="Calibri" w:hAnsi="Calibri" w:cs="Arial"/>
-          <w:sz w:val="20"/>
-          <w:szCs w:val="20"/>
-        </w:rPr>
-      </w:r>
-      <w:r>
-        <w:rPr>
-          <w:rFonts w:ascii="Calibri" w:eastAsia="Calibri" w:hAnsi="Calibri" w:cs="Arial"/>
-          <w:sz w:val="20"/>
-          <w:szCs w:val="20"/>
-        </w:rPr>
-      </w:r>
-      <w:r>
-        <w:rPr>
-          <w:rFonts w:ascii="Calibri" w:eastAsia="Calibri" w:hAnsi="Calibri" w:cs="Arial"/>
-          <w:sz w:val="20"/>
-          <w:szCs w:val="20"/>
-        </w:rPr>
-      </w:r>
-      <w:r>
-        <w:rPr>
-          <w:rFonts w:ascii="Calibri" w:eastAsia="Calibri" w:hAnsi="Calibri" w:cs="Arial"/>
-          <w:sz w:val="20"/>
-          <w:szCs w:val="20"/>
-        </w:rPr>
-      </w:r>
-      <w:r>
-        <w:rPr>
-          <w:rFonts w:ascii="Calibri" w:eastAsia="Calibri" w:hAnsi="Calibri" w:cs="Arial"/>
-          <w:sz w:val="20"/>
-          <w:szCs w:val="20"/>
-        </w:rPr>
-      </w:r>
-      <w:r>
-        <w:rPr>
-          <w:rFonts w:ascii="Calibri" w:eastAsia="Calibri" w:hAnsi="Calibri" w:cs="Arial"/>
-          <w:noProof/>
-          <w:sz w:val="20"/>
-          <w:szCs w:val="20"/>
-        </w:rPr>
-      </w:r>
-      <w:r>
-        <w:rPr>
-          <w:rFonts w:ascii="Calibri" w:eastAsia="Calibri" w:hAnsi="Calibri" w:cs="Arial"/>
-          <w:sz w:val="20"/>
-          <w:szCs w:val="20"/>
-        </w:rPr>
-      </w:r>
-      <w:r>
-        <w:rPr>
-          <w:rFonts w:ascii="Calibri" w:eastAsia="Calibri" w:hAnsi="Calibri" w:cs="Arial"/>
-          <w:sz w:val="20"/>
-          <w:szCs w:val="20"/>
-        </w:rPr>
+      <w:proofErr w:type="spellStart"/>
+      <w:r>
+        <w:rPr>
+          <w:rFonts w:ascii="Calibri" w:eastAsia="Calibri" w:hAnsi="Calibri" w:cs="Arial"/>
+          <w:sz w:val="20"/>
+          <w:szCs w:val="20"/>
+          <w:lang w:val="en-GB"/>
+        </w:rPr>
+        <w:t>Veniam</w:t>
+      </w:r>
+      <w:proofErr w:type="spellEnd"/>
+      <w:r>
+        <w:rPr>
+          <w:rFonts w:ascii="Calibri" w:eastAsia="Calibri" w:hAnsi="Calibri" w:cs="Arial"/>
+          <w:sz w:val="20"/>
+          <w:szCs w:val="20"/>
+          <w:lang w:val="en-GB"/>
+        </w:rPr>
+        <w:t xml:space="preserve"> quis </w:t>
+      </w:r>
+      <w:proofErr w:type="spellStart"/>
+      <w:r>
+        <w:rPr>
+          <w:rFonts w:ascii="Calibri" w:eastAsia="Calibri" w:hAnsi="Calibri" w:cs="Arial"/>
+          <w:sz w:val="20"/>
+          <w:szCs w:val="20"/>
+          <w:lang w:val="en-GB"/>
+        </w:rPr>
+        <w:t>nostrud</w:t>
+      </w:r>
+      <w:proofErr w:type="spellEnd"/>
+      <w:r>
+        <w:rPr>
+          <w:rFonts w:ascii="Calibri" w:eastAsia="Calibri" w:hAnsi="Calibri" w:cs="Arial"/>
+          <w:sz w:val="20"/>
+          <w:szCs w:val="20"/>
+          <w:lang w:val="en-GB"/>
+        </w:rPr>
+        <w:t xml:space="preserve"> exercitation </w:t>
+      </w:r>
+      <w:proofErr w:type="spellStart"/>
+      <w:r>
+        <w:rPr>
+          <w:rFonts w:ascii="Calibri" w:eastAsia="Calibri" w:hAnsi="Calibri" w:cs="Arial"/>
+          <w:sz w:val="20"/>
+          <w:szCs w:val="20"/>
+          <w:lang w:val="en-GB"/>
+        </w:rPr>
+        <w:t>ullamco</w:t>
+      </w:r>
+      <w:proofErr w:type="spellEnd"/>
+      <w:r>
+        <w:rPr>
+          <w:rFonts w:ascii="Calibri" w:eastAsia="Calibri" w:hAnsi="Calibri" w:cs="Arial"/>
+          <w:sz w:val="20"/>
+          <w:szCs w:val="20"/>
+          <w:lang w:val="en-GB"/>
+        </w:rPr>
+        <w:t xml:space="preserve"> </w:t>
+      </w:r>
+      <w:proofErr w:type="spellStart"/>
+      <w:r>
+        <w:rPr>
+          <w:rFonts w:ascii="Calibri" w:eastAsia="Calibri" w:hAnsi="Calibri" w:cs="Arial"/>
+          <w:sz w:val="20"/>
+          <w:szCs w:val="20"/>
+          <w:lang w:val="en-GB"/>
+        </w:rPr>
+        <w:t>laboris</w:t>
+      </w:r>
+      <w:proofErr w:type="spellEnd"/>
+      <w:r>
+        <w:rPr>
+          <w:rFonts w:ascii="Calibri" w:eastAsia="Calibri" w:hAnsi="Calibri" w:cs="Arial"/>
+          <w:sz w:val="20"/>
+          <w:szCs w:val="20"/>
+          <w:lang w:val="en-GB"/>
+        </w:rPr>
+        <w:t xml:space="preserve"> nisi </w:t>
+      </w:r>
+      <w:proofErr w:type="spellStart"/>
+      <w:r>
+        <w:rPr>
+          <w:rFonts w:ascii="Calibri" w:eastAsia="Calibri" w:hAnsi="Calibri" w:cs="Arial"/>
+          <w:sz w:val="20"/>
+          <w:szCs w:val="20"/>
+          <w:lang w:val="en-GB"/>
+        </w:rPr>
+        <w:t>ut</w:t>
+      </w:r>
+      <w:proofErr w:type="spellEnd"/>
+      <w:r>
+        <w:rPr>
+          <w:rFonts w:ascii="Calibri" w:eastAsia="Calibri" w:hAnsi="Calibri" w:cs="Arial"/>
+          <w:sz w:val="20"/>
+          <w:szCs w:val="20"/>
+          <w:lang w:val="en-GB"/>
+        </w:rPr>
+        <w:t xml:space="preserve"> </w:t>
+      </w:r>
+      <w:proofErr w:type="spellStart"/>
+      <w:r>
+        <w:rPr>
+          <w:rFonts w:ascii="Calibri" w:eastAsia="Calibri" w:hAnsi="Calibri" w:cs="Arial"/>
+          <w:sz w:val="20"/>
+          <w:szCs w:val="20"/>
+          <w:lang w:val="en-GB"/>
+        </w:rPr>
+        <w:t>aliquip</w:t>
+      </w:r>
+      <w:proofErr w:type="spellEnd"/>
+      <w:r>
+        <w:rPr>
+          <w:rFonts w:ascii="Calibri" w:eastAsia="Calibri" w:hAnsi="Calibri" w:cs="Arial"/>
+          <w:sz w:val="20"/>
+          <w:szCs w:val="20"/>
+          <w:lang w:val="en-GB"/>
+        </w:rPr>
+        <w:t xml:space="preserve"> ex </w:t>
+      </w:r>
+      <w:proofErr w:type="spellStart"/>
+      <w:r>
+        <w:rPr>
+          <w:rFonts w:ascii="Calibri" w:eastAsia="Calibri" w:hAnsi="Calibri" w:cs="Arial"/>
+          <w:sz w:val="20"/>
+          <w:szCs w:val="20"/>
+          <w:lang w:val="en-GB"/>
+        </w:rPr>
+        <w:t>ea</w:t>
+      </w:r>
+      <w:proofErr w:type="spellEnd"/>
+      <w:r>
+        <w:rPr>
+          <w:rFonts w:ascii="Calibri" w:eastAsia="Calibri" w:hAnsi="Calibri" w:cs="Arial"/>
+          <w:sz w:val="20"/>
+          <w:szCs w:val="20"/>
+          <w:lang w:val="en-GB"/>
+        </w:rPr>
+        <w:t xml:space="preserve"> </w:t>
+      </w:r>
+      <w:proofErr w:type="spellStart"/>
+      <w:r>
+        <w:rPr>
+          <w:rFonts w:ascii="Calibri" w:eastAsia="Calibri" w:hAnsi="Calibri" w:cs="Arial"/>
+          <w:sz w:val="20"/>
+          <w:szCs w:val="20"/>
+          <w:lang w:val="en-GB"/>
+        </w:rPr>
+        <w:t>commodo</w:t>
+      </w:r>
+      <w:proofErr w:type="spellEnd"/>
+      <w:r>
+        <w:rPr>
+          <w:rFonts w:ascii="Calibri" w:eastAsia="Calibri" w:hAnsi="Calibri" w:cs="Arial"/>
+          <w:sz w:val="20"/>
+          <w:szCs w:val="20"/>
+          <w:lang w:val="en-GB"/>
+        </w:rPr>
+        <w:t xml:space="preserve"> </w:t>
+      </w:r>
+      <w:proofErr w:type="spellStart"/>
+      <w:r>
+        <w:rPr>
+          <w:rFonts w:ascii="Calibri" w:eastAsia="Calibri" w:hAnsi="Calibri" w:cs="Arial"/>
+          <w:sz w:val="20"/>
+          <w:szCs w:val="20"/>
+          <w:lang w:val="en-GB"/>
+        </w:rPr>
+        <w:t>consequat</w:t>
+      </w:r>
+      <w:proofErr w:type="spellEnd"/>
+      <w:r>
+        <w:rPr>
+          <w:rFonts w:ascii="Calibri" w:eastAsia="Calibri" w:hAnsi="Calibri" w:cs="Arial"/>
+          <w:sz w:val="20"/>
+          <w:szCs w:val="20"/>
+          <w:lang w:val="en-GB"/>
+        </w:rPr>
+        <w:t xml:space="preserve"> </w:t>
+      </w:r>
+      <w:proofErr w:type="spellStart"/>
+      <w:r>
+        <w:rPr>
+          <w:rFonts w:ascii="Calibri" w:eastAsia="Calibri" w:hAnsi="Calibri" w:cs="Arial"/>
+          <w:sz w:val="20"/>
+          <w:szCs w:val="20"/>
+          <w:lang w:val="en-GB"/>
+        </w:rPr>
+        <w:t>duis</w:t>
+      </w:r>
+      <w:proofErr w:type="spellEnd"/>
+      <w:r>
+        <w:rPr>
+          <w:rFonts w:ascii="Calibri" w:eastAsia="Calibri" w:hAnsi="Calibri" w:cs="Arial"/>
+          <w:sz w:val="20"/>
+          <w:szCs w:val="20"/>
+          <w:lang w:val="en-GB"/>
+        </w:rPr>
+        <w:t xml:space="preserve"> </w:t>
+      </w:r>
+      <w:proofErr w:type="spellStart"/>
+      <w:r>
+        <w:rPr>
+          <w:rFonts w:ascii="Calibri" w:eastAsia="Calibri" w:hAnsi="Calibri" w:cs="Arial"/>
+          <w:sz w:val="20"/>
+          <w:szCs w:val="20"/>
+          <w:lang w:val="en-GB"/>
+        </w:rPr>
+        <w:t>aute</w:t>
+      </w:r>
+      <w:proofErr w:type="spellEnd"/>
+      <w:r>
+        <w:rPr>
+          <w:rFonts w:ascii="Calibri" w:eastAsia="Calibri" w:hAnsi="Calibri" w:cs="Arial"/>
+          <w:sz w:val="20"/>
+          <w:szCs w:val="20"/>
+          <w:lang w:val="en-GB"/>
+        </w:rPr>
+        <w:t xml:space="preserve"> </w:t>
+      </w:r>
+      <w:proofErr w:type="spellStart"/>
+      <w:r>
+        <w:rPr>
+          <w:rFonts w:ascii="Calibri" w:eastAsia="Calibri" w:hAnsi="Calibri" w:cs="Arial"/>
+          <w:sz w:val="20"/>
+          <w:szCs w:val="20"/>
+          <w:lang w:val="en-GB"/>
+        </w:rPr>
+        <w:t>irure</w:t>
+      </w:r>
+      <w:proofErr w:type="spellEnd"/>
+      <w:r>
+        <w:rPr>
+          <w:rFonts w:ascii="Calibri" w:eastAsia="Calibri" w:hAnsi="Calibri" w:cs="Arial"/>
+          <w:sz w:val="20"/>
+          <w:szCs w:val="20"/>
+          <w:lang w:val="en-GB"/>
+        </w:rPr>
+        <w:t xml:space="preserve"> </w:t>
+      </w:r>
+      <w:proofErr w:type="spellStart"/>
+      <w:r>
+        <w:rPr>
+          <w:rFonts w:ascii="Calibri" w:eastAsia="Calibri" w:hAnsi="Calibri" w:cs="Arial"/>
+          <w:sz w:val="20"/>
+          <w:szCs w:val="20"/>
+          <w:lang w:val="en-GB"/>
+        </w:rPr>
+        <w:t>dolor</w:t>
+      </w:r>
+      <w:proofErr w:type="spellEnd"/>
+      <w:r>
+        <w:rPr>
+          <w:rFonts w:ascii="Calibri" w:eastAsia="Calibri" w:hAnsi="Calibri" w:cs="Arial"/>
+          <w:sz w:val="20"/>
+          <w:szCs w:val="20"/>
+          <w:lang w:val="en-GB"/>
+        </w:rPr>
+        <w:t xml:space="preserve"> in </w:t>
+      </w:r>
+      <w:proofErr w:type="spellStart"/>
+      <w:r>
+        <w:rPr>
+          <w:rFonts w:ascii="Calibri" w:eastAsia="Calibri" w:hAnsi="Calibri" w:cs="Arial"/>
+          <w:sz w:val="20"/>
+          <w:szCs w:val="20"/>
+          <w:lang w:val="en-GB"/>
+        </w:rPr>
+        <w:t>reprehenderit</w:t>
+      </w:r>
+      <w:proofErr w:type="spellEnd"/>
+      <w:r>
+        <w:rPr>
+          <w:rFonts w:ascii="Calibri" w:eastAsia="Calibri" w:hAnsi="Calibri" w:cs="Arial"/>
+          <w:sz w:val="20"/>
+          <w:szCs w:val="20"/>
+          <w:lang w:val="en-GB"/>
+        </w:rPr>
+        <w:t xml:space="preserve"> in </w:t>
+      </w:r>
+      <w:proofErr w:type="spellStart"/>
+      <w:r>
+        <w:rPr>
+          <w:rFonts w:ascii="Calibri" w:eastAsia="Calibri" w:hAnsi="Calibri" w:cs="Arial"/>
+          <w:sz w:val="20"/>
+          <w:szCs w:val="20"/>
+          <w:lang w:val="en-GB"/>
+        </w:rPr>
+        <w:t>voluptate</w:t>
+      </w:r>
+      <w:proofErr w:type="spellEnd"/>
+      <w:r>
+        <w:rPr>
+          <w:rFonts w:ascii="Calibri" w:eastAsia="Calibri" w:hAnsi="Calibri" w:cs="Arial"/>
+          <w:sz w:val="20"/>
+          <w:szCs w:val="20"/>
+          <w:lang w:val="en-GB"/>
+        </w:rPr>
+        <w:t xml:space="preserve"> </w:t>
+      </w:r>
+      <w:proofErr w:type="spellStart"/>
+      <w:r>
+        <w:rPr>
+          <w:rFonts w:ascii="Calibri" w:eastAsia="Calibri" w:hAnsi="Calibri" w:cs="Arial"/>
+          <w:sz w:val="20"/>
+          <w:szCs w:val="20"/>
+          <w:lang w:val="en-GB"/>
+        </w:rPr>
+        <w:t>velit</w:t>
+      </w:r>
+      <w:proofErr w:type="spellEnd"/>
+      <w:r>
+        <w:rPr>
+          <w:rFonts w:ascii="Calibri" w:eastAsia="Calibri" w:hAnsi="Calibri" w:cs="Arial"/>
+          <w:sz w:val="20"/>
+          <w:szCs w:val="20"/>
+          <w:lang w:val="en-GB"/>
+        </w:rPr>
+        <w:t xml:space="preserve"> esse </w:t>
+      </w:r>
+      <w:proofErr w:type="spellStart"/>
+      <w:r>
+        <w:rPr>
+          <w:rFonts w:ascii="Calibri" w:eastAsia="Calibri" w:hAnsi="Calibri" w:cs="Arial"/>
+          <w:sz w:val="20"/>
+          <w:szCs w:val="20"/>
+          <w:lang w:val="en-GB"/>
+        </w:rPr>
+        <w:t>cillum</w:t>
+      </w:r>
+      <w:proofErr w:type="spellEnd"/>
+      <w:r>
+        <w:rPr>
+          <w:rFonts w:ascii="Calibri" w:eastAsia="Calibri" w:hAnsi="Calibri" w:cs="Arial"/>
+          <w:sz w:val="20"/>
+          <w:szCs w:val="20"/>
+          <w:lang w:val="en-GB"/>
+        </w:rPr>
+        <w:t xml:space="preserve"> dolore </w:t>
+      </w:r>
+      <w:proofErr w:type="spellStart"/>
+      <w:r>
+        <w:rPr>
+          <w:rFonts w:ascii="Calibri" w:eastAsia="Calibri" w:hAnsi="Calibri" w:cs="Arial"/>
+          <w:sz w:val="20"/>
+          <w:szCs w:val="20"/>
+          <w:lang w:val="en-GB"/>
+        </w:rPr>
+        <w:t>eu</w:t>
+      </w:r>
+      <w:proofErr w:type="spellEnd"/>
+      <w:r>
+        <w:rPr>
+          <w:rFonts w:ascii="Calibri" w:eastAsia="Calibri" w:hAnsi="Calibri" w:cs="Arial"/>
+          <w:sz w:val="20"/>
+          <w:szCs w:val="20"/>
+          <w:lang w:val="en-GB"/>
+        </w:rPr>
+        <w:t xml:space="preserve"> </w:t>
+      </w:r>
+      <w:proofErr w:type="spellStart"/>
+      <w:r>
+        <w:rPr>
+          <w:rFonts w:ascii="Calibri" w:eastAsia="Calibri" w:hAnsi="Calibri" w:cs="Arial"/>
+          <w:sz w:val="20"/>
+          <w:szCs w:val="20"/>
+          <w:lang w:val="en-GB"/>
+        </w:rPr>
+        <w:t>fugiat</w:t>
+      </w:r>
+      <w:proofErr w:type="spellEnd"/>
+      <w:r>
+        <w:rPr>
+          <w:rFonts w:ascii="Calibri" w:eastAsia="Calibri" w:hAnsi="Calibri" w:cs="Arial"/>
+          <w:sz w:val="20"/>
+          <w:szCs w:val="20"/>
+          <w:lang w:val="en-GB"/>
+        </w:rPr>
+        <w:t xml:space="preserve"> </w:t>
+      </w:r>
+      <w:proofErr w:type="spellStart"/>
+      <w:r>
+        <w:rPr>
+          <w:rFonts w:ascii="Calibri" w:eastAsia="Calibri" w:hAnsi="Calibri" w:cs="Arial"/>
+          <w:sz w:val="20"/>
+          <w:szCs w:val="20"/>
+          <w:lang w:val="en-GB"/>
+        </w:rPr>
+        <w:t>nulla</w:t>
+      </w:r>
+      <w:proofErr w:type="spellEnd"/>
+      <w:r>
+        <w:rPr>
+          <w:rFonts w:ascii="Calibri" w:eastAsia="Calibri" w:hAnsi="Calibri" w:cs="Arial"/>
+          <w:sz w:val="20"/>
+          <w:szCs w:val="20"/>
+          <w:lang w:val="en-GB"/>
+        </w:rPr>
+        <w:t xml:space="preserve"> </w:t>
+      </w:r>
+      <w:proofErr w:type="spellStart"/>
+      <w:r>
+        <w:rPr>
+          <w:rFonts w:ascii="Calibri" w:eastAsia="Calibri" w:hAnsi="Calibri" w:cs="Arial"/>
+          <w:sz w:val="20"/>
+          <w:szCs w:val="20"/>
+          <w:lang w:val="en-GB"/>
+        </w:rPr>
+        <w:t>pariatur</w:t>
+      </w:r>
+      <w:proofErr w:type="spellEnd"/>
+      <w:r>
+        <w:rPr>
+          <w:rFonts w:ascii="Calibri" w:eastAsia="Calibri" w:hAnsi="Calibri" w:cs="Arial"/>
+          <w:sz w:val="20"/>
+          <w:szCs w:val="20"/>
+          <w:lang w:val="en-GB"/>
+        </w:rPr>
+        <w:t xml:space="preserve"> </w:t>
+      </w:r>
+      <w:proofErr w:type="spellStart"/>
+      <w:r>
+        <w:rPr>
+          <w:rFonts w:ascii="Calibri" w:eastAsia="Calibri" w:hAnsi="Calibri" w:cs="Arial"/>
+          <w:sz w:val="20"/>
+          <w:szCs w:val="20"/>
+          <w:lang w:val="en-GB"/>
+        </w:rPr>
+        <w:t>excepteur</w:t>
+      </w:r>
+      <w:proofErr w:type="spellEnd"/>
+      <w:r>
+        <w:rPr>
+          <w:rFonts w:ascii="Calibri" w:eastAsia="Calibri" w:hAnsi="Calibri" w:cs="Arial"/>
+          <w:sz w:val="20"/>
+          <w:szCs w:val="20"/>
+          <w:lang w:val="en-GB"/>
+        </w:rPr>
+        <w:t xml:space="preserve"> </w:t>
+      </w:r>
+      <w:proofErr w:type="spellStart"/>
+      <w:r>
+        <w:rPr>
+          <w:rFonts w:ascii="Calibri" w:eastAsia="Calibri" w:hAnsi="Calibri" w:cs="Arial"/>
+          <w:sz w:val="20"/>
+          <w:szCs w:val="20"/>
+          <w:lang w:val="en-GB"/>
+        </w:rPr>
+        <w:t>sint</w:t>
+      </w:r>
+      <w:proofErr w:type="spellEnd"/>
+      <w:r>
+        <w:rPr>
+          <w:rFonts w:ascii="Calibri" w:eastAsia="Calibri" w:hAnsi="Calibri" w:cs="Arial"/>
+          <w:sz w:val="20"/>
+          <w:szCs w:val="20"/>
+          <w:lang w:val="en-GB"/>
+        </w:rPr>
+        <w:t xml:space="preserve"> </w:t>
+      </w:r>
+      <w:proofErr w:type="spellStart"/>
+      <w:r>
+        <w:rPr>
+          <w:rFonts w:ascii="Calibri" w:eastAsia="Calibri" w:hAnsi="Calibri" w:cs="Arial"/>
+          <w:sz w:val="20"/>
+          <w:szCs w:val="20"/>
+          <w:lang w:val="en-GB"/>
+        </w:rPr>
+        <w:t>occaecat</w:t>
+      </w:r>
+      <w:proofErr w:type="spellEnd"/>
+      <w:r>
+        <w:rPr>
+          <w:rFonts w:ascii="Calibri" w:eastAsia="Calibri" w:hAnsi="Calibri" w:cs="Arial"/>
+          <w:sz w:val="20"/>
+          <w:szCs w:val="20"/>
+          <w:lang w:val="en-GB"/>
+        </w:rPr>
+        <w:t xml:space="preserve"> </w:t>
+      </w:r>
+      <w:proofErr w:type="spellStart"/>
+      <w:r>
+        <w:rPr>
+          <w:rFonts w:ascii="Calibri" w:eastAsia="Calibri" w:hAnsi="Calibri" w:cs="Arial"/>
+          <w:sz w:val="20"/>
+          <w:szCs w:val="20"/>
+          <w:lang w:val="en-GB"/>
+        </w:rPr>
+        <w:t>cupidatat</w:t>
+      </w:r>
+      <w:proofErr w:type="spellEnd"/>
+      <w:r>
+        <w:rPr>
+          <w:rFonts w:ascii="Calibri" w:eastAsia="Calibri" w:hAnsi="Calibri" w:cs="Arial"/>
+          <w:sz w:val="20"/>
+          <w:szCs w:val="20"/>
+          <w:lang w:val="en-GB"/>
+        </w:rPr>
+        <w:t xml:space="preserve"> non </w:t>
+      </w:r>
+      <w:proofErr w:type="spellStart"/>
+      <w:r>
+        <w:rPr>
+          <w:rFonts w:ascii="Calibri" w:eastAsia="Calibri" w:hAnsi="Calibri" w:cs="Arial"/>
+          <w:sz w:val="20"/>
+          <w:szCs w:val="20"/>
+          <w:lang w:val="en-GB"/>
+        </w:rPr>
+        <w:t>proident</w:t>
+      </w:r>
+      <w:proofErr w:type="spellEnd"/>
+      <w:r>
+        <w:rPr>
+          <w:rFonts w:ascii="Calibri" w:eastAsia="Calibri" w:hAnsi="Calibri" w:cs="Arial"/>
+          <w:sz w:val="20"/>
+          <w:szCs w:val="20"/>
+          <w:lang w:val="en-GB"/>
+        </w:rPr>
+        <w:t xml:space="preserve"> sunt in culpa qui </w:t>
+      </w:r>
+      <w:proofErr w:type="spellStart"/>
+      <w:r>
+        <w:rPr>
+          <w:rFonts w:ascii="Calibri" w:eastAsia="Calibri" w:hAnsi="Calibri" w:cs="Arial"/>
+          <w:sz w:val="20"/>
+          <w:szCs w:val="20"/>
+          <w:lang w:val="en-GB"/>
+        </w:rPr>
+        <w:t>officia</w:t>
+      </w:r>
+      <w:proofErr w:type="spellEnd"/>
+      <w:r>
+        <w:rPr>
+          <w:rFonts w:ascii="Calibri" w:eastAsia="Calibri" w:hAnsi="Calibri" w:cs="Arial"/>
+          <w:sz w:val="20"/>
+          <w:szCs w:val="20"/>
+          <w:lang w:val="en-GB"/>
+        </w:rPr>
+        <w:t xml:space="preserve"> </w:t>
+      </w:r>
+      <w:proofErr w:type="spellStart"/>
+      <w:r>
+        <w:rPr>
+          <w:rFonts w:ascii="Calibri" w:eastAsia="Calibri" w:hAnsi="Calibri" w:cs="Arial"/>
+          <w:sz w:val="20"/>
+          <w:szCs w:val="20"/>
+          <w:lang w:val="en-GB"/>
+        </w:rPr>
+        <w:t>deserunt</w:t>
+      </w:r>
+      <w:proofErr w:type="spellEnd"/>
+      <w:r>
+        <w:rPr>
+          <w:rFonts w:ascii="Calibri" w:eastAsia="Calibri" w:hAnsi="Calibri" w:cs="Arial"/>
+          <w:sz w:val="20"/>
+          <w:szCs w:val="20"/>
+          <w:lang w:val="en-GB"/>
+        </w:rPr>
+        <w:t xml:space="preserve"> </w:t>
+      </w:r>
+      <w:proofErr w:type="spellStart"/>
+      <w:r>
+        <w:rPr>
+          <w:rFonts w:ascii="Calibri" w:eastAsia="Calibri" w:hAnsi="Calibri" w:cs="Arial"/>
+          <w:sz w:val="20"/>
+          <w:szCs w:val="20"/>
+          <w:lang w:val="en-GB"/>
+        </w:rPr>
+        <w:t>mollit</w:t>
+      </w:r>
+      <w:proofErr w:type="spellEnd"/>
+      <w:r>
+        <w:rPr>
+          <w:rFonts w:ascii="Calibri" w:eastAsia="Calibri" w:hAnsi="Calibri" w:cs="Arial"/>
+          <w:sz w:val="20"/>
+          <w:szCs w:val="20"/>
+          <w:lang w:val="en-GB"/>
+        </w:rPr>
+        <w:t xml:space="preserve"> </w:t>
+      </w:r>
+      <w:proofErr w:type="spellStart"/>
+      <w:r>
+        <w:rPr>
+          <w:rFonts w:ascii="Calibri" w:eastAsia="Calibri" w:hAnsi="Calibri" w:cs="Arial"/>
+          <w:sz w:val="20"/>
+          <w:szCs w:val="20"/>
+          <w:lang w:val="en-GB"/>
+        </w:rPr>
+        <w:t>anim</w:t>
+      </w:r>
+      <w:proofErr w:type="spellEnd"/>
+      <w:r>
+        <w:rPr>
+          <w:rFonts w:ascii="Calibri" w:eastAsia="Calibri" w:hAnsi="Calibri" w:cs="Arial"/>
+          <w:sz w:val="20"/>
+          <w:szCs w:val="20"/>
+          <w:lang w:val="en-GB"/>
+        </w:rPr>
+        <w:t xml:space="preserve"> id est </w:t>
+      </w:r>
+      <w:proofErr w:type="spellStart"/>
+      <w:r>
+        <w:rPr>
+          <w:rFonts w:ascii="Calibri" w:eastAsia="Calibri" w:hAnsi="Calibri" w:cs="Arial"/>
+          <w:sz w:val="20"/>
+          <w:szCs w:val="20"/>
+          <w:lang w:val="en-GB"/>
+        </w:rPr>
+        <w:t>laborum</w:t>
+      </w:r>
+      <w:proofErr w:type="spellEnd"/>
+      <w:r>
+        <w:rPr>
+          <w:rFonts w:ascii="Calibri" w:eastAsia="Calibri" w:hAnsi="Calibri" w:cs="Arial"/>
+          <w:sz w:val="20"/>
+          <w:szCs w:val="20"/>
+          <w:lang w:val="en-GB"/>
+        </w:rPr>
+        <w:t xml:space="preserve"> </w:t>
+      </w:r>
+      <w:proofErr w:type="spellStart"/>
+      <w:r>
+        <w:rPr>
+          <w:rFonts w:ascii="Calibri" w:eastAsia="Calibri" w:hAnsi="Calibri" w:cs="Arial"/>
+          <w:sz w:val="20"/>
+          <w:szCs w:val="20"/>
+          <w:lang w:val="en-GB"/>
+        </w:rPr>
+        <w:t>pellentesque</w:t>
+      </w:r>
+      <w:proofErr w:type="spellEnd"/>
+      <w:r>
+        <w:rPr>
+          <w:rFonts w:ascii="Calibri" w:eastAsia="Calibri" w:hAnsi="Calibri" w:cs="Arial"/>
+          <w:sz w:val="20"/>
+          <w:szCs w:val="20"/>
+          <w:lang w:val="en-GB"/>
+        </w:rPr>
+        <w:t xml:space="preserve"> habitant </w:t>
+      </w:r>
+      <w:proofErr w:type="spellStart"/>
+      <w:r>
+        <w:rPr>
+          <w:rFonts w:ascii="Calibri" w:eastAsia="Calibri" w:hAnsi="Calibri" w:cs="Arial"/>
+          <w:sz w:val="20"/>
+          <w:szCs w:val="20"/>
+          <w:lang w:val="en-GB"/>
+        </w:rPr>
+        <w:t>morbi</w:t>
+      </w:r>
+      <w:proofErr w:type="spellEnd"/>
+      <w:r>
+        <w:rPr>
+          <w:rFonts w:ascii="Calibri" w:eastAsia="Calibri" w:hAnsi="Calibri" w:cs="Arial"/>
+          <w:sz w:val="20"/>
+          <w:szCs w:val="20"/>
+          <w:lang w:val="en-GB"/>
+        </w:rPr>
+        <w:t xml:space="preserve"> </w:t>
+      </w:r>
+      <w:proofErr w:type="spellStart"/>
+      <w:r>
+        <w:rPr>
+          <w:rFonts w:ascii="Calibri" w:eastAsia="Calibri" w:hAnsi="Calibri" w:cs="Arial"/>
+          <w:sz w:val="20"/>
+          <w:szCs w:val="20"/>
+          <w:lang w:val="en-GB"/>
+        </w:rPr>
+        <w:t>tristique</w:t>
+      </w:r>
+      <w:proofErr w:type="spellEnd"/>
+      <w:r>
+        <w:rPr>
+          <w:rFonts w:ascii="Calibri" w:eastAsia="Calibri" w:hAnsi="Calibri" w:cs="Arial"/>
+          <w:sz w:val="20"/>
+          <w:szCs w:val="20"/>
+          <w:lang w:val="en-GB"/>
+        </w:rPr>
+        <w:t xml:space="preserve"> {{</w:t>
+      </w:r>
+      <w:proofErr w:type="spellStart"/>
+      <w:r>
+        <w:rPr>
+          <w:rFonts w:ascii="Calibri" w:eastAsia="Calibri" w:hAnsi="Calibri" w:cs="Arial"/>
+          <w:sz w:val="20"/>
+          <w:szCs w:val="20"/>
+          <w:lang w:val="en-GB"/>
+        </w:rPr>
+        <w:t>area_contratacao</w:t>
+      </w:r>
+      <w:proofErr w:type="spellEnd"/>
+      <w:r>
+        <w:rPr>
+          <w:rFonts w:ascii="Calibri" w:eastAsia="Calibri" w:hAnsi="Calibri" w:cs="Arial"/>
+          <w:sz w:val="20"/>
+          <w:szCs w:val="20"/>
+          <w:lang w:val="en-GB"/>
+        </w:rPr>
+        <w:t xml:space="preserve">}} </w:t>
+      </w:r>
+      <w:proofErr w:type="spellStart"/>
+      <w:r>
+        <w:rPr>
+          <w:rFonts w:ascii="Calibri" w:eastAsia="Calibri" w:hAnsi="Calibri" w:cs="Arial"/>
+          <w:sz w:val="20"/>
+          <w:szCs w:val="20"/>
+          <w:lang w:val="en-GB"/>
+        </w:rPr>
+        <w:t>senectus</w:t>
+      </w:r>
+      <w:proofErr w:type="spellEnd"/>
+      <w:r>
+        <w:rPr>
+          <w:rFonts w:ascii="Calibri" w:eastAsia="Calibri" w:hAnsi="Calibri" w:cs="Arial"/>
+          <w:sz w:val="20"/>
+          <w:szCs w:val="20"/>
+          <w:lang w:val="en-GB"/>
+        </w:rPr>
+        <w:t xml:space="preserve"> et </w:t>
+      </w:r>
+      <w:proofErr w:type="spellStart"/>
+      <w:r>
+        <w:rPr>
+          <w:rFonts w:ascii="Calibri" w:eastAsia="Calibri" w:hAnsi="Calibri" w:cs="Arial"/>
+          <w:sz w:val="20"/>
+          <w:szCs w:val="20"/>
+          <w:lang w:val="en-GB"/>
+        </w:rPr>
+        <w:t>netus</w:t>
+      </w:r>
+      <w:proofErr w:type="spellEnd"/>
+      <w:r>
+        <w:rPr>
+          <w:rFonts w:ascii="Calibri" w:eastAsia="Calibri" w:hAnsi="Calibri" w:cs="Arial"/>
+          <w:sz w:val="20"/>
+          <w:szCs w:val="20"/>
+          <w:lang w:val="en-GB"/>
+        </w:rPr>
+        <w:t xml:space="preserve"> et </w:t>
+      </w:r>
+      <w:proofErr w:type="spellStart"/>
+      <w:r>
+        <w:rPr>
+          <w:rFonts w:ascii="Calibri" w:eastAsia="Calibri" w:hAnsi="Calibri" w:cs="Arial"/>
+          <w:sz w:val="20"/>
+          <w:szCs w:val="20"/>
+          <w:lang w:val="en-GB"/>
+        </w:rPr>
+        <w:t>malesuada</w:t>
+      </w:r>
+      <w:proofErr w:type="spellEnd"/>
+      <w:r>
+        <w:rPr>
+          <w:rFonts w:ascii="Calibri" w:eastAsia="Calibri" w:hAnsi="Calibri" w:cs="Arial"/>
+          <w:sz w:val="20"/>
+          <w:szCs w:val="20"/>
+          <w:lang w:val="en-GB"/>
+        </w:rPr>
+        <w:t xml:space="preserve"> fames ac </w:t>
+      </w:r>
+      <w:proofErr w:type="spellStart"/>
+      <w:r>
+        <w:rPr>
+          <w:rFonts w:ascii="Calibri" w:eastAsia="Calibri" w:hAnsi="Calibri" w:cs="Arial"/>
+          <w:sz w:val="20"/>
+          <w:szCs w:val="20"/>
+          <w:lang w:val="en-GB"/>
+        </w:rPr>
+        <w:t>turpis</w:t>
+      </w:r>
+      <w:proofErr w:type="spellEnd"/>
+      <w:r>
+        <w:rPr>
+          <w:rFonts w:ascii="Calibri" w:eastAsia="Calibri" w:hAnsi="Calibri" w:cs="Arial"/>
+          <w:sz w:val="20"/>
+          <w:szCs w:val="20"/>
+          <w:lang w:val="en-GB"/>
+        </w:rPr>
+        <w:t xml:space="preserve"> </w:t>
+      </w:r>
+      <w:proofErr w:type="spellStart"/>
+      <w:r>
+        <w:rPr>
+          <w:rFonts w:ascii="Calibri" w:eastAsia="Calibri" w:hAnsi="Calibri" w:cs="Arial"/>
+          <w:sz w:val="20"/>
+          <w:szCs w:val="20"/>
+          <w:lang w:val="en-GB"/>
+        </w:rPr>
+        <w:t>egestas</w:t>
+      </w:r>
+      <w:proofErr w:type="spellEnd"/>
+      <w:r>
+        <w:rPr>
+          <w:rFonts w:ascii="Calibri" w:eastAsia="Calibri" w:hAnsi="Calibri" w:cs="Arial"/>
+          <w:sz w:val="20"/>
+          <w:szCs w:val="20"/>
+          <w:lang w:val="en-GB"/>
+        </w:rPr>
+        <w:t xml:space="preserve"> vestibulum </w:t>
+      </w:r>
+      <w:proofErr w:type="spellStart"/>
+      <w:r>
+        <w:rPr>
+          <w:rFonts w:ascii="Calibri" w:eastAsia="Calibri" w:hAnsi="Calibri" w:cs="Arial"/>
+          <w:sz w:val="20"/>
+          <w:szCs w:val="20"/>
+          <w:lang w:val="en-GB"/>
+        </w:rPr>
+        <w:t>tortor</w:t>
+      </w:r>
+      <w:proofErr w:type="spellEnd"/>
+      <w:r>
+        <w:rPr>
+          <w:rFonts w:ascii="Calibri" w:eastAsia="Calibri" w:hAnsi="Calibri" w:cs="Arial"/>
+          <w:sz w:val="20"/>
+          <w:szCs w:val="20"/>
+          <w:lang w:val="en-GB"/>
+        </w:rPr>
+        <w:t>.</w:t>
       </w:r>
     </w:p>
     <w:p>
@@ -347,6 +1187,7 @@
           <w:rFonts w:ascii="Calibri" w:eastAsia="Calibri" w:hAnsi="Calibri" w:cs="Arial"/>
           <w:sz w:val="20"/>
           <w:szCs w:val="20"/>
+          <w:lang w:val="en-GB"/>
         </w:rPr>
       </w:pPr>
     </w:p>
@@ -361,6 +1202,7 @@
           <w:rFonts w:ascii="Calibri" w:eastAsia="Calibri" w:hAnsi="Calibri" w:cs="Arial"/>
           <w:sz w:val="20"/>
           <w:szCs w:val="20"/>
+          <w:lang w:val="en-GB"/>
         </w:rPr>
       </w:pPr>
       <w:r>
@@ -368,106 +1210,529 @@
           <w:rFonts w:ascii="Calibri" w:eastAsia="Calibri" w:hAnsi="Calibri" w:cs="Arial"/>
           <w:sz w:val="20"/>
           <w:szCs w:val="20"/>
-        </w:rPr>
-        <w:t>Quam feugiat vitae ultricies eget tempor sit amet ante diam sapien elementum imperdiet duis cursus mi commodo cursus magna vel scelerisque nisl consectetur et tortor at risus viverra adipiscing at in tellus integer feugiat scelerisque varius morbi enim nunc faucibus.</w:t>
-      </w:r>
-      <w:r>
-        <w:rPr>
-          <w:rFonts w:ascii="Calibri" w:eastAsia="Calibri" w:hAnsi="Calibri" w:cs="Arial"/>
-          <w:sz w:val="20"/>
-          <w:szCs w:val="20"/>
-        </w:rPr>
-      </w:r>
-      <w:r>
-        <w:rPr>
-          <w:rFonts w:ascii="Calibri" w:eastAsia="Calibri" w:hAnsi="Calibri" w:cs="Arial"/>
-          <w:sz w:val="20"/>
-          <w:szCs w:val="20"/>
-        </w:rPr>
-      </w:r>
-      <w:r>
-        <w:rPr>
-          <w:rFonts w:ascii="Calibri" w:eastAsia="Calibri" w:hAnsi="Calibri" w:cs="Arial"/>
-          <w:sz w:val="20"/>
-          <w:szCs w:val="20"/>
-        </w:rPr>
-      </w:r>
-      <w:r>
-        <w:rPr>
-          <w:rFonts w:ascii="Calibri" w:eastAsia="Calibri" w:hAnsi="Calibri" w:cs="Arial"/>
-          <w:sz w:val="20"/>
-          <w:szCs w:val="20"/>
-        </w:rPr>
-      </w:r>
-      <w:r>
-        <w:rPr>
-          <w:rFonts w:ascii="Calibri" w:eastAsia="Calibri" w:hAnsi="Calibri" w:cs="Arial"/>
-          <w:sz w:val="20"/>
-          <w:szCs w:val="20"/>
-        </w:rPr>
-      </w:r>
-      <w:r>
-        <w:rPr>
-          <w:rFonts w:ascii="Calibri" w:eastAsia="Calibri" w:hAnsi="Calibri" w:cs="Arial"/>
-          <w:sz w:val="20"/>
-          <w:szCs w:val="20"/>
-        </w:rPr>
-      </w:r>
-      <w:r>
-        <w:rPr>
-          <w:rFonts w:ascii="Calibri" w:eastAsia="Calibri" w:hAnsi="Calibri" w:cs="Arial"/>
-          <w:sz w:val="20"/>
-          <w:szCs w:val="20"/>
-        </w:rPr>
-      </w:r>
-      <w:r>
-        <w:rPr>
-          <w:rFonts w:ascii="Calibri" w:eastAsia="Calibri" w:hAnsi="Calibri" w:cs="Arial"/>
-          <w:sz w:val="20"/>
-          <w:szCs w:val="20"/>
-        </w:rPr>
-      </w:r>
-      <w:r>
-        <w:rPr>
-          <w:rFonts w:ascii="Calibri" w:eastAsia="Calibri" w:hAnsi="Calibri" w:cs="Arial"/>
-          <w:sz w:val="20"/>
-          <w:szCs w:val="20"/>
-        </w:rPr>
-      </w:r>
-      <w:r>
-        <w:rPr>
-          <w:rFonts w:ascii="Calibri" w:eastAsia="Calibri" w:hAnsi="Calibri" w:cs="Arial"/>
-          <w:sz w:val="20"/>
-          <w:szCs w:val="20"/>
-        </w:rPr>
-      </w:r>
-      <w:r>
-        <w:rPr>
-          <w:rFonts w:ascii="Calibri" w:eastAsia="Calibri" w:hAnsi="Calibri" w:cs="Arial"/>
-          <w:sz w:val="20"/>
-          <w:szCs w:val="20"/>
-        </w:rPr>
-      </w:r>
-      <w:r>
-        <w:rPr>
-          <w:rFonts w:ascii="Calibri" w:eastAsia="Calibri" w:hAnsi="Calibri" w:cs="Arial"/>
-          <w:sz w:val="20"/>
-          <w:szCs w:val="20"/>
-        </w:rPr>
-      </w:r>
-      <w:r>
-        <w:rPr>
-          <w:rFonts w:ascii="Calibri" w:eastAsia="Calibri" w:hAnsi="Calibri" w:cs="Arial"/>
-          <w:sz w:val="20"/>
-          <w:szCs w:val="20"/>
-        </w:rPr>
-      </w:r>
-      <w:r>
-        <w:rPr>
-          <w:rFonts w:ascii="Calibri" w:eastAsia="Calibri" w:hAnsi="Calibri" w:cs="Arial"/>
-          <w:sz w:val="20"/>
-          <w:szCs w:val="20"/>
-        </w:rPr>
+          <w:lang w:val="en-GB"/>
+        </w:rPr>
+        <w:t xml:space="preserve">Quam </w:t>
+      </w:r>
+      <w:proofErr w:type="spellStart"/>
+      <w:r>
+        <w:rPr>
+          <w:rFonts w:ascii="Calibri" w:eastAsia="Calibri" w:hAnsi="Calibri" w:cs="Arial"/>
+          <w:sz w:val="20"/>
+          <w:szCs w:val="20"/>
+          <w:lang w:val="en-GB"/>
+        </w:rPr>
+        <w:t>feugiat</w:t>
+      </w:r>
+      <w:proofErr w:type="spellEnd"/>
+      <w:r>
+        <w:rPr>
+          <w:rFonts w:ascii="Calibri" w:eastAsia="Calibri" w:hAnsi="Calibri" w:cs="Arial"/>
+          <w:sz w:val="20"/>
+          <w:szCs w:val="20"/>
+          <w:lang w:val="en-GB"/>
+        </w:rPr>
+        <w:t xml:space="preserve"> vitae </w:t>
+      </w:r>
+      <w:proofErr w:type="spellStart"/>
+      <w:r>
+        <w:rPr>
+          <w:rFonts w:ascii="Calibri" w:eastAsia="Calibri" w:hAnsi="Calibri" w:cs="Arial"/>
+          <w:sz w:val="20"/>
+          <w:szCs w:val="20"/>
+          <w:lang w:val="en-GB"/>
+        </w:rPr>
+        <w:t>ultricies</w:t>
+      </w:r>
+      <w:proofErr w:type="spellEnd"/>
+      <w:r>
+        <w:rPr>
+          <w:rFonts w:ascii="Calibri" w:eastAsia="Calibri" w:hAnsi="Calibri" w:cs="Arial"/>
+          <w:sz w:val="20"/>
+          <w:szCs w:val="20"/>
+          <w:lang w:val="en-GB"/>
+        </w:rPr>
+        <w:t xml:space="preserve"> </w:t>
+      </w:r>
+      <w:proofErr w:type="spellStart"/>
+      <w:r>
+        <w:rPr>
+          <w:rFonts w:ascii="Calibri" w:eastAsia="Calibri" w:hAnsi="Calibri" w:cs="Arial"/>
+          <w:sz w:val="20"/>
+          <w:szCs w:val="20"/>
+          <w:lang w:val="en-GB"/>
+        </w:rPr>
+        <w:t>eget</w:t>
+      </w:r>
+      <w:proofErr w:type="spellEnd"/>
+      <w:r>
+        <w:rPr>
+          <w:rFonts w:ascii="Calibri" w:eastAsia="Calibri" w:hAnsi="Calibri" w:cs="Arial"/>
+          <w:sz w:val="20"/>
+          <w:szCs w:val="20"/>
+          <w:lang w:val="en-GB"/>
+        </w:rPr>
+        <w:t xml:space="preserve"> </w:t>
+      </w:r>
+      <w:proofErr w:type="spellStart"/>
+      <w:r>
+        <w:rPr>
+          <w:rFonts w:ascii="Calibri" w:eastAsia="Calibri" w:hAnsi="Calibri" w:cs="Arial"/>
+          <w:sz w:val="20"/>
+          <w:szCs w:val="20"/>
+          <w:lang w:val="en-GB"/>
+        </w:rPr>
+        <w:t>tempor</w:t>
+      </w:r>
+      <w:proofErr w:type="spellEnd"/>
+      <w:r>
+        <w:rPr>
+          <w:rFonts w:ascii="Calibri" w:eastAsia="Calibri" w:hAnsi="Calibri" w:cs="Arial"/>
+          <w:sz w:val="20"/>
+          <w:szCs w:val="20"/>
+          <w:lang w:val="en-GB"/>
+        </w:rPr>
+        <w:t xml:space="preserve"> sit </w:t>
+      </w:r>
+      <w:proofErr w:type="spellStart"/>
+      <w:r>
+        <w:rPr>
+          <w:rFonts w:ascii="Calibri" w:eastAsia="Calibri" w:hAnsi="Calibri" w:cs="Arial"/>
+          <w:sz w:val="20"/>
+          <w:szCs w:val="20"/>
+          <w:lang w:val="en-GB"/>
+        </w:rPr>
+        <w:t>amet</w:t>
+      </w:r>
+      <w:proofErr w:type="spellEnd"/>
+      <w:r>
+        <w:rPr>
+          <w:rFonts w:ascii="Calibri" w:eastAsia="Calibri" w:hAnsi="Calibri" w:cs="Arial"/>
+          <w:sz w:val="20"/>
+          <w:szCs w:val="20"/>
+          <w:lang w:val="en-GB"/>
+        </w:rPr>
+        <w:t xml:space="preserve"> ante </w:t>
+      </w:r>
+      <w:proofErr w:type="spellStart"/>
+      <w:r>
+        <w:rPr>
+          <w:rFonts w:ascii="Calibri" w:eastAsia="Calibri" w:hAnsi="Calibri" w:cs="Arial"/>
+          <w:sz w:val="20"/>
+          <w:szCs w:val="20"/>
+          <w:lang w:val="en-GB"/>
+        </w:rPr>
+        <w:t>diam</w:t>
+      </w:r>
+      <w:proofErr w:type="spellEnd"/>
+      <w:r>
+        <w:rPr>
+          <w:rFonts w:ascii="Calibri" w:eastAsia="Calibri" w:hAnsi="Calibri" w:cs="Arial"/>
+          <w:sz w:val="20"/>
+          <w:szCs w:val="20"/>
+          <w:lang w:val="en-GB"/>
+        </w:rPr>
+        <w:t xml:space="preserve"> </w:t>
+      </w:r>
+      <w:proofErr w:type="spellStart"/>
+      <w:r>
+        <w:rPr>
+          <w:rFonts w:ascii="Calibri" w:eastAsia="Calibri" w:hAnsi="Calibri" w:cs="Arial"/>
+          <w:sz w:val="20"/>
+          <w:szCs w:val="20"/>
+          <w:lang w:val="en-GB"/>
+        </w:rPr>
+        <w:t>sapien</w:t>
+      </w:r>
+      <w:proofErr w:type="spellEnd"/>
+      <w:r>
+        <w:rPr>
+          <w:rFonts w:ascii="Calibri" w:eastAsia="Calibri" w:hAnsi="Calibri" w:cs="Arial"/>
+          <w:sz w:val="20"/>
+          <w:szCs w:val="20"/>
+          <w:lang w:val="en-GB"/>
+        </w:rPr>
+        <w:t xml:space="preserve"> </w:t>
+      </w:r>
+      <w:proofErr w:type="spellStart"/>
+      <w:r>
+        <w:rPr>
+          <w:rFonts w:ascii="Calibri" w:eastAsia="Calibri" w:hAnsi="Calibri" w:cs="Arial"/>
+          <w:sz w:val="20"/>
+          <w:szCs w:val="20"/>
+          <w:lang w:val="en-GB"/>
+        </w:rPr>
+        <w:t>elementum</w:t>
+      </w:r>
+      <w:proofErr w:type="spellEnd"/>
+      <w:r>
+        <w:rPr>
+          <w:rFonts w:ascii="Calibri" w:eastAsia="Calibri" w:hAnsi="Calibri" w:cs="Arial"/>
+          <w:sz w:val="20"/>
+          <w:szCs w:val="20"/>
+          <w:lang w:val="en-GB"/>
+        </w:rPr>
+        <w:t xml:space="preserve"> </w:t>
+      </w:r>
+      <w:proofErr w:type="spellStart"/>
+      <w:r>
+        <w:rPr>
+          <w:rFonts w:ascii="Calibri" w:eastAsia="Calibri" w:hAnsi="Calibri" w:cs="Arial"/>
+          <w:sz w:val="20"/>
+          <w:szCs w:val="20"/>
+          <w:lang w:val="en-GB"/>
+        </w:rPr>
+        <w:t>imperdiet</w:t>
+      </w:r>
+      <w:proofErr w:type="spellEnd"/>
+      <w:r>
+        <w:rPr>
+          <w:rFonts w:ascii="Calibri" w:eastAsia="Calibri" w:hAnsi="Calibri" w:cs="Arial"/>
+          <w:sz w:val="20"/>
+          <w:szCs w:val="20"/>
+          <w:lang w:val="en-GB"/>
+        </w:rPr>
+        <w:t xml:space="preserve"> </w:t>
+      </w:r>
+      <w:proofErr w:type="spellStart"/>
+      <w:r>
+        <w:rPr>
+          <w:rFonts w:ascii="Calibri" w:eastAsia="Calibri" w:hAnsi="Calibri" w:cs="Arial"/>
+          <w:sz w:val="20"/>
+          <w:szCs w:val="20"/>
+          <w:lang w:val="en-GB"/>
+        </w:rPr>
+        <w:t>duis</w:t>
+      </w:r>
+      <w:proofErr w:type="spellEnd"/>
+      <w:r>
+        <w:rPr>
+          <w:rFonts w:ascii="Calibri" w:eastAsia="Calibri" w:hAnsi="Calibri" w:cs="Arial"/>
+          <w:sz w:val="20"/>
+          <w:szCs w:val="20"/>
+          <w:lang w:val="en-GB"/>
+        </w:rPr>
+        <w:t xml:space="preserve"> cursus mi </w:t>
+      </w:r>
+      <w:proofErr w:type="spellStart"/>
+      <w:r>
+        <w:rPr>
+          <w:rFonts w:ascii="Calibri" w:eastAsia="Calibri" w:hAnsi="Calibri" w:cs="Arial"/>
+          <w:sz w:val="20"/>
+          <w:szCs w:val="20"/>
+          <w:lang w:val="en-GB"/>
+        </w:rPr>
+        <w:t>commodo</w:t>
+      </w:r>
+      <w:proofErr w:type="spellEnd"/>
+      <w:r>
+        <w:rPr>
+          <w:rFonts w:ascii="Calibri" w:eastAsia="Calibri" w:hAnsi="Calibri" w:cs="Arial"/>
+          <w:sz w:val="20"/>
+          <w:szCs w:val="20"/>
+          <w:lang w:val="en-GB"/>
+        </w:rPr>
+        <w:t xml:space="preserve"> cursus magna </w:t>
+      </w:r>
+      <w:proofErr w:type="spellStart"/>
+      <w:r>
+        <w:rPr>
+          <w:rFonts w:ascii="Calibri" w:eastAsia="Calibri" w:hAnsi="Calibri" w:cs="Arial"/>
+          <w:sz w:val="20"/>
+          <w:szCs w:val="20"/>
+          <w:lang w:val="en-GB"/>
+        </w:rPr>
+        <w:t>vel</w:t>
+      </w:r>
+      <w:proofErr w:type="spellEnd"/>
+      <w:r>
+        <w:rPr>
+          <w:rFonts w:ascii="Calibri" w:eastAsia="Calibri" w:hAnsi="Calibri" w:cs="Arial"/>
+          <w:sz w:val="20"/>
+          <w:szCs w:val="20"/>
+          <w:lang w:val="en-GB"/>
+        </w:rPr>
+        <w:t xml:space="preserve"> </w:t>
+      </w:r>
+      <w:proofErr w:type="spellStart"/>
+      <w:r>
+        <w:rPr>
+          <w:rFonts w:ascii="Calibri" w:eastAsia="Calibri" w:hAnsi="Calibri" w:cs="Arial"/>
+          <w:sz w:val="20"/>
+          <w:szCs w:val="20"/>
+          <w:lang w:val="en-GB"/>
+        </w:rPr>
+        <w:t>scelerisque</w:t>
+      </w:r>
+      <w:proofErr w:type="spellEnd"/>
+      <w:r>
+        <w:rPr>
+          <w:rFonts w:ascii="Calibri" w:eastAsia="Calibri" w:hAnsi="Calibri" w:cs="Arial"/>
+          <w:sz w:val="20"/>
+          <w:szCs w:val="20"/>
+          <w:lang w:val="en-GB"/>
+        </w:rPr>
+        <w:t xml:space="preserve"> </w:t>
+      </w:r>
+      <w:proofErr w:type="spellStart"/>
+      <w:r>
+        <w:rPr>
+          <w:rFonts w:ascii="Calibri" w:eastAsia="Calibri" w:hAnsi="Calibri" w:cs="Arial"/>
+          <w:sz w:val="20"/>
+          <w:szCs w:val="20"/>
+          <w:lang w:val="en-GB"/>
+        </w:rPr>
+        <w:t>nisl</w:t>
+      </w:r>
+      <w:proofErr w:type="spellEnd"/>
+      <w:r>
+        <w:rPr>
+          <w:rFonts w:ascii="Calibri" w:eastAsia="Calibri" w:hAnsi="Calibri" w:cs="Arial"/>
+          <w:sz w:val="20"/>
+          <w:szCs w:val="20"/>
+          <w:lang w:val="en-GB"/>
+        </w:rPr>
+        <w:t xml:space="preserve"> </w:t>
+      </w:r>
+      <w:proofErr w:type="spellStart"/>
+      <w:r>
+        <w:rPr>
+          <w:rFonts w:ascii="Calibri" w:eastAsia="Calibri" w:hAnsi="Calibri" w:cs="Arial"/>
+          <w:sz w:val="20"/>
+          <w:szCs w:val="20"/>
+          <w:lang w:val="en-GB"/>
+        </w:rPr>
+        <w:t>consectetur</w:t>
+      </w:r>
+      <w:proofErr w:type="spellEnd"/>
+      <w:r>
+        <w:rPr>
+          <w:rFonts w:ascii="Calibri" w:eastAsia="Calibri" w:hAnsi="Calibri" w:cs="Arial"/>
+          <w:sz w:val="20"/>
+          <w:szCs w:val="20"/>
+          <w:lang w:val="en-GB"/>
+        </w:rPr>
+        <w:t xml:space="preserve"> et </w:t>
+      </w:r>
+      <w:proofErr w:type="spellStart"/>
+      <w:r>
+        <w:rPr>
+          <w:rFonts w:ascii="Calibri" w:eastAsia="Calibri" w:hAnsi="Calibri" w:cs="Arial"/>
+          <w:sz w:val="20"/>
+          <w:szCs w:val="20"/>
+          <w:lang w:val="en-GB"/>
+        </w:rPr>
+        <w:t>tortor</w:t>
+      </w:r>
+      <w:proofErr w:type="spellEnd"/>
+      <w:r>
+        <w:rPr>
+          <w:rFonts w:ascii="Calibri" w:eastAsia="Calibri" w:hAnsi="Calibri" w:cs="Arial"/>
+          <w:sz w:val="20"/>
+          <w:szCs w:val="20"/>
+          <w:lang w:val="en-GB"/>
+        </w:rPr>
+        <w:t xml:space="preserve"> at </w:t>
+      </w:r>
+      <w:proofErr w:type="spellStart"/>
+      <w:r>
+        <w:rPr>
+          <w:rFonts w:ascii="Calibri" w:eastAsia="Calibri" w:hAnsi="Calibri" w:cs="Arial"/>
+          <w:sz w:val="20"/>
+          <w:szCs w:val="20"/>
+          <w:lang w:val="en-GB"/>
+        </w:rPr>
+        <w:t>risus</w:t>
+      </w:r>
+      <w:proofErr w:type="spellEnd"/>
+      <w:r>
+        <w:rPr>
+          <w:rFonts w:ascii="Calibri" w:eastAsia="Calibri" w:hAnsi="Calibri" w:cs="Arial"/>
+          <w:sz w:val="20"/>
+          <w:szCs w:val="20"/>
+          <w:lang w:val="en-GB"/>
+        </w:rPr>
+        <w:t xml:space="preserve"> </w:t>
+      </w:r>
+      <w:proofErr w:type="spellStart"/>
+      <w:r>
+        <w:rPr>
+          <w:rFonts w:ascii="Calibri" w:eastAsia="Calibri" w:hAnsi="Calibri" w:cs="Arial"/>
+          <w:sz w:val="20"/>
+          <w:szCs w:val="20"/>
+          <w:lang w:val="en-GB"/>
+        </w:rPr>
+        <w:t>viverra</w:t>
+      </w:r>
+      <w:proofErr w:type="spellEnd"/>
+      <w:r>
+        <w:rPr>
+          <w:rFonts w:ascii="Calibri" w:eastAsia="Calibri" w:hAnsi="Calibri" w:cs="Arial"/>
+          <w:sz w:val="20"/>
+          <w:szCs w:val="20"/>
+          <w:lang w:val="en-GB"/>
+        </w:rPr>
+        <w:t xml:space="preserve"> </w:t>
+      </w:r>
+      <w:proofErr w:type="spellStart"/>
+      <w:r>
+        <w:rPr>
+          <w:rFonts w:ascii="Calibri" w:eastAsia="Calibri" w:hAnsi="Calibri" w:cs="Arial"/>
+          <w:sz w:val="20"/>
+          <w:szCs w:val="20"/>
+          <w:lang w:val="en-GB"/>
+        </w:rPr>
+        <w:t>adipiscing</w:t>
+      </w:r>
+      <w:proofErr w:type="spellEnd"/>
+      <w:r>
+        <w:rPr>
+          <w:rFonts w:ascii="Calibri" w:eastAsia="Calibri" w:hAnsi="Calibri" w:cs="Arial"/>
+          <w:sz w:val="20"/>
+          <w:szCs w:val="20"/>
+          <w:lang w:val="en-GB"/>
+        </w:rPr>
+        <w:t xml:space="preserve"> at in </w:t>
+      </w:r>
+      <w:proofErr w:type="spellStart"/>
+      <w:r>
+        <w:rPr>
+          <w:rFonts w:ascii="Calibri" w:eastAsia="Calibri" w:hAnsi="Calibri" w:cs="Arial"/>
+          <w:sz w:val="20"/>
+          <w:szCs w:val="20"/>
+          <w:lang w:val="en-GB"/>
+        </w:rPr>
+        <w:t>tellus</w:t>
+      </w:r>
+      <w:proofErr w:type="spellEnd"/>
+      <w:r>
+        <w:rPr>
+          <w:rFonts w:ascii="Calibri" w:eastAsia="Calibri" w:hAnsi="Calibri" w:cs="Arial"/>
+          <w:sz w:val="20"/>
+          <w:szCs w:val="20"/>
+          <w:lang w:val="en-GB"/>
+        </w:rPr>
+        <w:t xml:space="preserve"> integer </w:t>
+      </w:r>
+      <w:proofErr w:type="spellStart"/>
+      <w:r>
+        <w:rPr>
+          <w:rFonts w:ascii="Calibri" w:eastAsia="Calibri" w:hAnsi="Calibri" w:cs="Arial"/>
+          <w:sz w:val="20"/>
+          <w:szCs w:val="20"/>
+          <w:lang w:val="en-GB"/>
+        </w:rPr>
+        <w:t>feugiat</w:t>
+      </w:r>
+      <w:proofErr w:type="spellEnd"/>
+      <w:r>
+        <w:rPr>
+          <w:rFonts w:ascii="Calibri" w:eastAsia="Calibri" w:hAnsi="Calibri" w:cs="Arial"/>
+          <w:sz w:val="20"/>
+          <w:szCs w:val="20"/>
+          <w:lang w:val="en-GB"/>
+        </w:rPr>
+        <w:t xml:space="preserve"> </w:t>
+      </w:r>
+      <w:proofErr w:type="spellStart"/>
+      <w:r>
+        <w:rPr>
+          <w:rFonts w:ascii="Calibri" w:eastAsia="Calibri" w:hAnsi="Calibri" w:cs="Arial"/>
+          <w:sz w:val="20"/>
+          <w:szCs w:val="20"/>
+          <w:lang w:val="en-GB"/>
+        </w:rPr>
+        <w:t>scelerisque</w:t>
+      </w:r>
+      <w:proofErr w:type="spellEnd"/>
+      <w:r>
+        <w:rPr>
+          <w:rFonts w:ascii="Calibri" w:eastAsia="Calibri" w:hAnsi="Calibri" w:cs="Arial"/>
+          <w:sz w:val="20"/>
+          <w:szCs w:val="20"/>
+          <w:lang w:val="en-GB"/>
+        </w:rPr>
+        <w:t xml:space="preserve"> </w:t>
+      </w:r>
+      <w:proofErr w:type="spellStart"/>
+      <w:r>
+        <w:rPr>
+          <w:rFonts w:ascii="Calibri" w:eastAsia="Calibri" w:hAnsi="Calibri" w:cs="Arial"/>
+          <w:sz w:val="20"/>
+          <w:szCs w:val="20"/>
+          <w:lang w:val="en-GB"/>
+        </w:rPr>
+        <w:t>varius</w:t>
+      </w:r>
+      <w:proofErr w:type="spellEnd"/>
+      <w:r>
+        <w:rPr>
+          <w:rFonts w:ascii="Calibri" w:eastAsia="Calibri" w:hAnsi="Calibri" w:cs="Arial"/>
+          <w:sz w:val="20"/>
+          <w:szCs w:val="20"/>
+          <w:lang w:val="en-GB"/>
+        </w:rPr>
+        <w:t xml:space="preserve"> </w:t>
+      </w:r>
+      <w:proofErr w:type="spellStart"/>
+      <w:r>
+        <w:rPr>
+          <w:rFonts w:ascii="Calibri" w:eastAsia="Calibri" w:hAnsi="Calibri" w:cs="Arial"/>
+          <w:sz w:val="20"/>
+          <w:szCs w:val="20"/>
+          <w:lang w:val="en-GB"/>
+        </w:rPr>
+        <w:t>morbi</w:t>
+      </w:r>
+      <w:proofErr w:type="spellEnd"/>
+      <w:r>
+        <w:rPr>
+          <w:rFonts w:ascii="Calibri" w:eastAsia="Calibri" w:hAnsi="Calibri" w:cs="Arial"/>
+          <w:sz w:val="20"/>
+          <w:szCs w:val="20"/>
+          <w:lang w:val="en-GB"/>
+        </w:rPr>
+        <w:t xml:space="preserve"> </w:t>
+      </w:r>
+      <w:proofErr w:type="spellStart"/>
+      <w:r>
+        <w:rPr>
+          <w:rFonts w:ascii="Calibri" w:eastAsia="Calibri" w:hAnsi="Calibri" w:cs="Arial"/>
+          <w:sz w:val="20"/>
+          <w:szCs w:val="20"/>
+          <w:lang w:val="en-GB"/>
+        </w:rPr>
+        <w:t>enim</w:t>
+      </w:r>
+      <w:proofErr w:type="spellEnd"/>
+      <w:r>
+        <w:rPr>
+          <w:rFonts w:ascii="Calibri" w:eastAsia="Calibri" w:hAnsi="Calibri" w:cs="Arial"/>
+          <w:sz w:val="20"/>
+          <w:szCs w:val="20"/>
+          <w:lang w:val="en-GB"/>
+        </w:rPr>
+        <w:t xml:space="preserve"> nunc </w:t>
+      </w:r>
+      <w:proofErr w:type="spellStart"/>
+      <w:r>
+        <w:rPr>
+          <w:rFonts w:ascii="Calibri" w:eastAsia="Calibri" w:hAnsi="Calibri" w:cs="Arial"/>
+          <w:sz w:val="20"/>
+          <w:szCs w:val="20"/>
+          <w:lang w:val="en-GB"/>
+        </w:rPr>
+        <w:t>faucibus</w:t>
+      </w:r>
+      <w:proofErr w:type="spellEnd"/>
+      <w:r>
+        <w:rPr>
+          <w:rFonts w:ascii="Calibri" w:eastAsia="Calibri" w:hAnsi="Calibri" w:cs="Arial"/>
+          <w:sz w:val="20"/>
+          <w:szCs w:val="20"/>
+          <w:lang w:val="en-GB"/>
+        </w:rPr>
+        <w:t>.</w:t>
       </w:r>
     </w:p>
     <w:p>
@@ -481,6 +1746,7 @@
           <w:rFonts w:ascii="Calibri" w:eastAsia="Calibri" w:hAnsi="Calibri" w:cs="Arial"/>
           <w:sz w:val="20"/>
           <w:szCs w:val="20"/>
+          <w:lang w:val="en-GB"/>
         </w:rPr>
       </w:pPr>
     </w:p>
@@ -504,94 +1770,144 @@
           <w:sz w:val="20"/>
           <w:szCs w:val="20"/>
         </w:rPr>
-        <w:t>A pellentesque sit amet porttitor {{contrato_parcial_data_incio}} eget dolor morbi {{data_fim_contrato}}non.</w:t>
+        <w:t xml:space="preserve">A </w:t>
+      </w:r>
+      <w:proofErr w:type="spellStart"/>
+      <w:r>
+        <w:rPr>
+          <w:rFonts w:ascii="Calibri" w:eastAsia="Calibri" w:hAnsi="Calibri" w:cs="Arial"/>
+          <w:sz w:val="20"/>
+          <w:szCs w:val="20"/>
+        </w:rPr>
+        <w:t>pellentesque</w:t>
+      </w:r>
+      <w:proofErr w:type="spellEnd"/>
+      <w:r>
+        <w:rPr>
+          <w:rFonts w:ascii="Calibri" w:eastAsia="Calibri" w:hAnsi="Calibri" w:cs="Arial"/>
+          <w:sz w:val="20"/>
+          <w:szCs w:val="20"/>
+        </w:rPr>
+        <w:t xml:space="preserve"> </w:t>
+      </w:r>
+      <w:proofErr w:type="spellStart"/>
+      <w:r>
+        <w:rPr>
+          <w:rFonts w:ascii="Calibri" w:eastAsia="Calibri" w:hAnsi="Calibri" w:cs="Arial"/>
+          <w:sz w:val="20"/>
+          <w:szCs w:val="20"/>
+        </w:rPr>
+        <w:t>sit</w:t>
+      </w:r>
+      <w:proofErr w:type="spellEnd"/>
+      <w:r>
+        <w:rPr>
+          <w:rFonts w:ascii="Calibri" w:eastAsia="Calibri" w:hAnsi="Calibri" w:cs="Arial"/>
+          <w:sz w:val="20"/>
+          <w:szCs w:val="20"/>
+        </w:rPr>
+        <w:t xml:space="preserve"> </w:t>
+      </w:r>
+      <w:proofErr w:type="spellStart"/>
+      <w:r>
+        <w:rPr>
+          <w:rFonts w:ascii="Calibri" w:eastAsia="Calibri" w:hAnsi="Calibri" w:cs="Arial"/>
+          <w:sz w:val="20"/>
+          <w:szCs w:val="20"/>
+        </w:rPr>
+        <w:t>amet</w:t>
+      </w:r>
+      <w:proofErr w:type="spellEnd"/>
+      <w:r>
+        <w:rPr>
+          <w:rFonts w:ascii="Calibri" w:eastAsia="Calibri" w:hAnsi="Calibri" w:cs="Arial"/>
+          <w:sz w:val="20"/>
+          <w:szCs w:val="20"/>
+        </w:rPr>
+        <w:t xml:space="preserve"> porttitor {{contrato_parcial_data_incio}} </w:t>
+      </w:r>
+      <w:proofErr w:type="spellStart"/>
+      <w:r>
+        <w:rPr>
+          <w:rFonts w:ascii="Calibri" w:eastAsia="Calibri" w:hAnsi="Calibri" w:cs="Arial"/>
+          <w:sz w:val="20"/>
+          <w:szCs w:val="20"/>
+        </w:rPr>
+        <w:t>eget</w:t>
+      </w:r>
+      <w:proofErr w:type="spellEnd"/>
+      <w:r>
+        <w:rPr>
+          <w:rFonts w:ascii="Calibri" w:eastAsia="Calibri" w:hAnsi="Calibri" w:cs="Arial"/>
+          <w:sz w:val="20"/>
+          <w:szCs w:val="20"/>
+        </w:rPr>
+        <w:t xml:space="preserve"> </w:t>
+      </w:r>
+      <w:proofErr w:type="spellStart"/>
+      <w:r>
+        <w:rPr>
+          <w:rFonts w:ascii="Calibri" w:eastAsia="Calibri" w:hAnsi="Calibri" w:cs="Arial"/>
+          <w:sz w:val="20"/>
+          <w:szCs w:val="20"/>
+        </w:rPr>
+        <w:t>dolor</w:t>
+      </w:r>
+      <w:proofErr w:type="spellEnd"/>
+      <w:r>
+        <w:rPr>
+          <w:rFonts w:ascii="Calibri" w:eastAsia="Calibri" w:hAnsi="Calibri" w:cs="Arial"/>
+          <w:sz w:val="20"/>
+          <w:szCs w:val="20"/>
+        </w:rPr>
+        <w:t xml:space="preserve"> </w:t>
+      </w:r>
+      <w:proofErr w:type="spellStart"/>
+      <w:r>
+        <w:rPr>
+          <w:rFonts w:ascii="Calibri" w:eastAsia="Calibri" w:hAnsi="Calibri" w:cs="Arial"/>
+          <w:sz w:val="20"/>
+          <w:szCs w:val="20"/>
+        </w:rPr>
+        <w:t>morbi</w:t>
+      </w:r>
+      <w:proofErr w:type="spellEnd"/>
+      <w:r>
+        <w:rPr>
+          <w:rFonts w:ascii="Calibri" w:eastAsia="Calibri" w:hAnsi="Calibri" w:cs="Arial"/>
+          <w:sz w:val="20"/>
+          <w:szCs w:val="20"/>
+        </w:rPr>
+        <w:t xml:space="preserve"> {{</w:t>
+      </w:r>
+      <w:proofErr w:type="spellStart"/>
+      <w:r>
+        <w:rPr>
+          <w:rFonts w:ascii="Calibri" w:eastAsia="Calibri" w:hAnsi="Calibri" w:cs="Arial"/>
+          <w:sz w:val="20"/>
+          <w:szCs w:val="20"/>
+        </w:rPr>
+        <w:t>data_fim_contrato</w:t>
+      </w:r>
+      <w:proofErr w:type="spellEnd"/>
+      <w:r>
+        <w:rPr>
+          <w:rFonts w:ascii="Calibri" w:eastAsia="Calibri" w:hAnsi="Calibri" w:cs="Arial"/>
+          <w:sz w:val="20"/>
+          <w:szCs w:val="20"/>
+        </w:rPr>
+        <w:t>}} non</w:t>
+      </w:r>
+      <w:r>
+        <w:rPr>
+          <w:rFonts w:ascii="Calibri" w:eastAsia="Calibri" w:hAnsi="Calibri" w:cs="Arial"/>
+          <w:sz w:val="20"/>
+          <w:szCs w:val="20"/>
+        </w:rPr>
+        <w:t>.</w:t>
       </w:r>
       <w:bookmarkStart w:id="0" w:name="Texto8"/>
-      <w:r>
-        <w:rPr>
-          <w:rFonts w:ascii="Calibri" w:eastAsia="Calibri" w:hAnsi="Calibri" w:cs="Arial"/>
-          <w:sz w:val="20"/>
-          <w:szCs w:val="20"/>
-          <w:highlight w:val="yellow"/>
-        </w:rPr>
-      </w:r>
       <w:bookmarkEnd w:id="0"/>
-      <w:r>
-        <w:rPr>
-          <w:rFonts w:ascii="Calibri" w:eastAsia="Calibri" w:hAnsi="Calibri" w:cs="Arial"/>
-          <w:sz w:val="20"/>
-          <w:szCs w:val="20"/>
-          <w:highlight w:val="yellow"/>
-        </w:rPr>
-      </w:r>
-      <w:proofErr w:type="spellStart"/>
-      <w:r>
-        <w:rPr>
-          <w:rFonts w:ascii="Calibri" w:eastAsia="Calibri" w:hAnsi="Calibri" w:cs="Arial"/>
-          <w:sz w:val="20"/>
-          <w:szCs w:val="20"/>
-          <w:highlight w:val="yellow"/>
-        </w:rPr>
-      </w:r>
-      <w:proofErr w:type="spellEnd"/>
-      <w:r>
-        <w:rPr>
-          <w:rFonts w:ascii="Calibri" w:eastAsia="Calibri" w:hAnsi="Calibri" w:cs="Arial"/>
-          <w:sz w:val="20"/>
-          <w:szCs w:val="20"/>
-          <w:highlight w:val="yellow"/>
-        </w:rPr>
-      </w:r>
-      <w:r>
-        <w:rPr>
-          <w:rFonts w:ascii="Calibri" w:eastAsia="Calibri" w:hAnsi="Calibri" w:cs="Arial"/>
-          <w:sz w:val="20"/>
-          <w:szCs w:val="20"/>
-          <w:highlight w:val="yellow"/>
-        </w:rPr>
-      </w:r>
-      <w:r>
-        <w:rPr>
-          <w:rFonts w:ascii="Calibri" w:eastAsia="Calibri" w:hAnsi="Calibri" w:cs="Arial"/>
-          <w:sz w:val="20"/>
-          <w:szCs w:val="20"/>
-          <w:highlight w:val="yellow"/>
-        </w:rPr>
-      </w:r>
-      <w:r>
-        <w:rPr>
-          <w:rFonts w:ascii="Calibri" w:eastAsia="Calibri" w:hAnsi="Calibri" w:cs="Arial"/>
-          <w:sz w:val="20"/>
-          <w:szCs w:val="20"/>
-          <w:highlight w:val="yellow"/>
-        </w:rPr>
-      </w:r>
-      <w:proofErr w:type="spellStart"/>
-      <w:r>
-        <w:rPr>
-          <w:rFonts w:ascii="Calibri" w:eastAsia="Calibri" w:hAnsi="Calibri" w:cs="Arial"/>
-          <w:sz w:val="20"/>
-          <w:szCs w:val="20"/>
-          <w:highlight w:val="yellow"/>
-        </w:rPr>
-      </w:r>
-      <w:proofErr w:type="spellEnd"/>
-      <w:r>
-        <w:rPr>
-          <w:rFonts w:ascii="Calibri" w:eastAsia="Calibri" w:hAnsi="Calibri" w:cs="Arial"/>
-          <w:sz w:val="20"/>
-          <w:szCs w:val="20"/>
-          <w:highlight w:val="yellow"/>
-        </w:rPr>
-      </w:r>
-      <w:r>
-        <w:rPr>
-          <w:rFonts w:ascii="Calibri" w:eastAsia="Calibri" w:hAnsi="Calibri" w:cs="Arial"/>
-          <w:sz w:val="20"/>
-          <w:szCs w:val="20"/>
-          <w:highlight w:val="yellow"/>
-        </w:rPr>
-      </w:r>
     </w:p>
     <w:p>
       <w:pPr>
@@ -627,178 +1943,97 @@
           <w:sz w:val="20"/>
           <w:szCs w:val="20"/>
         </w:rPr>
-        <w:t>Arcu risus quis varius quam quisque id diam vel quam elementum pulvinar etiam non quam lacus suspendisse {{area_contratacao}}faucibus interdum posuere lorem {{areas_curriculares}}ipsum.</w:t>
-      </w:r>
-      <w:r>
-        <w:rPr>
-          <w:rFonts w:ascii="Calibri" w:eastAsia="Calibri" w:hAnsi="Calibri" w:cs="Arial"/>
-          <w:sz w:val="20"/>
-          <w:szCs w:val="20"/>
-        </w:rPr>
-      </w:r>
-      <w:r>
-        <w:rPr>
-          <w:rFonts w:ascii="Calibri" w:eastAsia="Calibri" w:hAnsi="Calibri" w:cs="Arial"/>
-          <w:sz w:val="20"/>
-          <w:szCs w:val="20"/>
-        </w:rPr>
-      </w:r>
-      <w:r>
-        <w:rPr>
-          <w:rFonts w:ascii="Calibri" w:eastAsia="Calibri" w:hAnsi="Calibri" w:cs="Arial"/>
-          <w:sz w:val="20"/>
-          <w:szCs w:val="20"/>
-        </w:rPr>
-      </w:r>
-      <w:r>
-        <w:rPr>
-          <w:rFonts w:ascii="Calibri" w:eastAsia="Calibri" w:hAnsi="Calibri" w:cs="Arial"/>
-          <w:sz w:val="20"/>
-          <w:szCs w:val="20"/>
-        </w:rPr>
-      </w:r>
-      <w:r>
-        <w:rPr>
-          <w:rFonts w:ascii="Calibri" w:eastAsia="Calibri" w:hAnsi="Calibri" w:cs="Arial"/>
-          <w:sz w:val="20"/>
-          <w:szCs w:val="20"/>
-        </w:rPr>
-      </w:r>
-      <w:r>
-        <w:rPr>
-          <w:rFonts w:ascii="Calibri" w:eastAsia="Calibri" w:hAnsi="Calibri" w:cs="Arial"/>
-          <w:sz w:val="20"/>
-          <w:szCs w:val="20"/>
-        </w:rPr>
-      </w:r>
-      <w:r>
-        <w:rPr>
-          <w:rFonts w:ascii="Calibri" w:eastAsia="Calibri" w:hAnsi="Calibri" w:cs="Arial"/>
-          <w:sz w:val="20"/>
-          <w:szCs w:val="20"/>
-        </w:rPr>
-      </w:r>
-      <w:r>
-        <w:rPr>
-          <w:rFonts w:ascii="Calibri" w:eastAsia="Calibri" w:hAnsi="Calibri" w:cs="Arial"/>
-          <w:sz w:val="20"/>
-          <w:szCs w:val="20"/>
-        </w:rPr>
-      </w:r>
-      <w:r>
-        <w:rPr>
-          <w:rFonts w:ascii="Calibri" w:eastAsia="Calibri" w:hAnsi="Calibri" w:cs="Arial"/>
-          <w:sz w:val="20"/>
-          <w:szCs w:val="20"/>
-        </w:rPr>
-      </w:r>
-      <w:r>
-        <w:rPr>
-          <w:rFonts w:ascii="Calibri" w:eastAsia="Calibri" w:hAnsi="Calibri" w:cs="Arial"/>
-          <w:sz w:val="20"/>
-          <w:szCs w:val="20"/>
-          <w:highlight w:val="yellow"/>
-        </w:rPr>
-      </w:r>
-      <w:r>
-        <w:rPr>
-          <w:rFonts w:ascii="Calibri" w:eastAsia="Calibri" w:hAnsi="Calibri" w:cs="Arial"/>
-          <w:sz w:val="20"/>
-          <w:szCs w:val="20"/>
-          <w:highlight w:val="yellow"/>
-        </w:rPr>
-      </w:r>
-      <w:r>
-        <w:rPr>
-          <w:rFonts w:ascii="Calibri" w:eastAsia="Calibri" w:hAnsi="Calibri" w:cs="Arial"/>
-          <w:sz w:val="20"/>
-          <w:szCs w:val="20"/>
-          <w:highlight w:val="yellow"/>
-        </w:rPr>
-      </w:r>
-      <w:r>
-        <w:rPr>
-          <w:rFonts w:ascii="Calibri" w:eastAsia="Calibri" w:hAnsi="Calibri" w:cs="Arial"/>
-          <w:noProof/>
-          <w:sz w:val="20"/>
-          <w:szCs w:val="20"/>
-          <w:highlight w:val="yellow"/>
-        </w:rPr>
-      </w:r>
-      <w:r>
-        <w:rPr>
-          <w:rFonts w:ascii="Calibri" w:eastAsia="Calibri" w:hAnsi="Calibri" w:cs="Arial"/>
-          <w:noProof/>
-          <w:sz w:val="20"/>
-          <w:szCs w:val="20"/>
-          <w:highlight w:val="yellow"/>
-        </w:rPr>
-      </w:r>
-      <w:r>
-        <w:rPr>
-          <w:rFonts w:ascii="Calibri" w:eastAsia="Calibri" w:hAnsi="Calibri" w:cs="Arial"/>
-          <w:noProof/>
-          <w:sz w:val="20"/>
-          <w:szCs w:val="20"/>
-          <w:highlight w:val="yellow"/>
-        </w:rPr>
-      </w:r>
-      <w:r>
-        <w:rPr>
-          <w:rFonts w:ascii="Calibri" w:eastAsia="Calibri" w:hAnsi="Calibri" w:cs="Arial"/>
-          <w:sz w:val="20"/>
-          <w:szCs w:val="20"/>
-          <w:highlight w:val="yellow"/>
-        </w:rPr>
-      </w:r>
-      <w:r>
-        <w:rPr>
-          <w:rFonts w:ascii="Calibri" w:eastAsia="Calibri" w:hAnsi="Calibri" w:cs="Arial"/>
-          <w:sz w:val="20"/>
-          <w:szCs w:val="20"/>
-          <w:highlight w:val="yellow"/>
-        </w:rPr>
-      </w:r>
-      <w:r>
-        <w:rPr>
-          <w:rFonts w:ascii="Calibri" w:eastAsia="Calibri" w:hAnsi="Calibri" w:cs="Arial"/>
-          <w:sz w:val="20"/>
-          <w:szCs w:val="20"/>
-          <w:highlight w:val="yellow"/>
-        </w:rPr>
-      </w:r>
-      <w:r>
-        <w:rPr>
-          <w:rFonts w:ascii="Calibri" w:eastAsia="Calibri" w:hAnsi="Calibri" w:cs="Arial"/>
-          <w:sz w:val="20"/>
-          <w:szCs w:val="20"/>
-          <w:highlight w:val="yellow"/>
-        </w:rPr>
-      </w:r>
-      <w:proofErr w:type="spellStart"/>
-      <w:r>
-        <w:rPr>
-          <w:rFonts w:ascii="Calibri" w:eastAsia="Calibri" w:hAnsi="Calibri" w:cs="Arial"/>
-          <w:sz w:val="20"/>
-          <w:szCs w:val="20"/>
-          <w:highlight w:val="yellow"/>
-        </w:rPr>
-      </w:r>
-      <w:proofErr w:type="spellEnd"/>
-      <w:r>
-        <w:rPr>
-          <w:rFonts w:ascii="Calibri" w:eastAsia="Calibri" w:hAnsi="Calibri" w:cs="Arial"/>
-          <w:sz w:val="20"/>
-          <w:szCs w:val="20"/>
-          <w:highlight w:val="yellow"/>
-        </w:rPr>
-      </w:r>
-      <w:r>
-        <w:rPr>
-          <w:rFonts w:ascii="Calibri" w:eastAsia="Calibri" w:hAnsi="Calibri" w:cs="Arial"/>
-          <w:sz w:val="20"/>
-          <w:szCs w:val="20"/>
-        </w:rPr>
+        <w:t xml:space="preserve">Arcu risus quis varius quam quisque id diam vel quam elementum pulvinar etiam non quam lacus suspendisse {{area_contratacao}}faucibus </w:t>
+      </w:r>
+      <w:proofErr w:type="spellStart"/>
+      <w:r>
+        <w:rPr>
+          <w:rFonts w:ascii="Calibri" w:eastAsia="Calibri" w:hAnsi="Calibri" w:cs="Arial"/>
+          <w:sz w:val="20"/>
+          <w:szCs w:val="20"/>
+        </w:rPr>
+        <w:t>interdum</w:t>
+      </w:r>
+      <w:proofErr w:type="spellEnd"/>
+      <w:r>
+        <w:rPr>
+          <w:rFonts w:ascii="Calibri" w:eastAsia="Calibri" w:hAnsi="Calibri" w:cs="Arial"/>
+          <w:sz w:val="20"/>
+          <w:szCs w:val="20"/>
+        </w:rPr>
+        <w:t xml:space="preserve"> </w:t>
+      </w:r>
+      <w:proofErr w:type="spellStart"/>
+      <w:r>
+        <w:rPr>
+          <w:rFonts w:ascii="Calibri" w:eastAsia="Calibri" w:hAnsi="Calibri" w:cs="Arial"/>
+          <w:sz w:val="20"/>
+          <w:szCs w:val="20"/>
+        </w:rPr>
+        <w:t>posuere</w:t>
+      </w:r>
+      <w:proofErr w:type="spellEnd"/>
+      <w:r>
+        <w:rPr>
+          <w:rFonts w:ascii="Calibri" w:eastAsia="Calibri" w:hAnsi="Calibri" w:cs="Arial"/>
+          <w:sz w:val="20"/>
+          <w:szCs w:val="20"/>
+        </w:rPr>
+        <w:t xml:space="preserve"> </w:t>
+      </w:r>
+      <w:proofErr w:type="spellStart"/>
+      <w:r>
+        <w:rPr>
+          <w:rFonts w:ascii="Calibri" w:eastAsia="Calibri" w:hAnsi="Calibri" w:cs="Arial"/>
+          <w:sz w:val="20"/>
+          <w:szCs w:val="20"/>
+        </w:rPr>
+        <w:t>lorem</w:t>
+      </w:r>
+      <w:proofErr w:type="spellEnd"/>
+      <w:r>
+        <w:rPr>
+          <w:rFonts w:ascii="Calibri" w:eastAsia="Calibri" w:hAnsi="Calibri" w:cs="Arial"/>
+          <w:sz w:val="20"/>
+          <w:szCs w:val="20"/>
+        </w:rPr>
+        <w:t xml:space="preserve"> {{</w:t>
+      </w:r>
+      <w:proofErr w:type="spellStart"/>
+      <w:r>
+        <w:rPr>
+          <w:rFonts w:ascii="Calibri" w:eastAsia="Calibri" w:hAnsi="Calibri" w:cs="Arial"/>
+          <w:sz w:val="20"/>
+          <w:szCs w:val="20"/>
+        </w:rPr>
+        <w:t>areas_curriculares</w:t>
+      </w:r>
+      <w:proofErr w:type="spellEnd"/>
+      <w:r>
+        <w:rPr>
+          <w:rFonts w:ascii="Calibri" w:eastAsia="Calibri" w:hAnsi="Calibri" w:cs="Arial"/>
+          <w:sz w:val="20"/>
+          <w:szCs w:val="20"/>
+        </w:rPr>
+        <w:t>}}</w:t>
+      </w:r>
+      <w:proofErr w:type="spellStart"/>
+      <w:r>
+        <w:rPr>
+          <w:rFonts w:ascii="Calibri" w:eastAsia="Calibri" w:hAnsi="Calibri" w:cs="Arial"/>
+          <w:sz w:val="20"/>
+          <w:szCs w:val="20"/>
+        </w:rPr>
+        <w:t>ipsum</w:t>
+      </w:r>
+      <w:proofErr w:type="spellEnd"/>
+      <w:r>
+        <w:rPr>
+          <w:rFonts w:ascii="Calibri" w:eastAsia="Calibri" w:hAnsi="Calibri" w:cs="Arial"/>
+          <w:sz w:val="20"/>
+          <w:szCs w:val="20"/>
+        </w:rPr>
+        <w:t>.</w:t>
       </w:r>
     </w:p>
     <w:p>
@@ -822,7 +2057,6 @@
           <w:rFonts w:ascii="Calibri" w:eastAsia="Calibri" w:hAnsi="Calibri" w:cs="Arial"/>
           <w:sz w:val="20"/>
           <w:szCs w:val="20"/>
-          <w:highlight w:val="yellow"/>
           <w:lang w:val="pt-PT"/>
         </w:rPr>
       </w:pPr>
@@ -833,8 +2067,9 @@
           <w:szCs w:val="20"/>
           <w:lang w:val="pt-PT"/>
         </w:rPr>
-        <w:t>Lorem ipsum dolor sit amet consectetur adipiscing elit sed do eiusmod tempor {{profAAA}}incididunt, {{profBBB}}</w:t>
-      </w:r>
+        <w:t xml:space="preserve">Lorem ipsum dolor sit amet consectetur adipiscing elit sed do eiusmod </w:t>
+      </w:r>
+      <w:proofErr w:type="spellStart"/>
       <w:r>
         <w:rPr>
           <w:rFonts w:ascii="Calibri" w:eastAsia="Calibri" w:hAnsi="Calibri" w:cs="Arial"/>
@@ -842,113 +2077,115 @@
           <w:szCs w:val="20"/>
           <w:lang w:val="pt-PT"/>
         </w:rPr>
-      </w:r>
-      <w:r>
-        <w:rPr>
-          <w:rFonts w:ascii="Calibri" w:eastAsia="Calibri" w:hAnsi="Calibri" w:cs="Arial"/>
-          <w:sz w:val="20"/>
-          <w:szCs w:val="20"/>
-          <w:highlight w:val="yellow"/>
+        <w:t>tempor</w:t>
+      </w:r>
+      <w:proofErr w:type="spellEnd"/>
+      <w:r>
+        <w:rPr>
+          <w:rFonts w:ascii="Calibri" w:eastAsia="Calibri" w:hAnsi="Calibri" w:cs="Arial"/>
+          <w:sz w:val="20"/>
+          <w:szCs w:val="20"/>
           <w:lang w:val="pt-PT"/>
         </w:rPr>
-      </w:r>
-      <w:proofErr w:type="spellStart"/>
-      <w:r>
-        <w:rPr>
-          <w:rFonts w:ascii="Calibri" w:eastAsia="Calibri" w:hAnsi="Calibri" w:cs="Arial"/>
-          <w:sz w:val="20"/>
-          <w:szCs w:val="20"/>
-          <w:highlight w:val="yellow"/>
+        <w:t xml:space="preserve"> {{</w:t>
+      </w:r>
+      <w:proofErr w:type="spellStart"/>
+      <w:r>
+        <w:rPr>
+          <w:rFonts w:ascii="Calibri" w:eastAsia="Calibri" w:hAnsi="Calibri" w:cs="Arial"/>
+          <w:sz w:val="20"/>
+          <w:szCs w:val="20"/>
           <w:lang w:val="pt-PT"/>
         </w:rPr>
-      </w:r>
-      <w:proofErr w:type="spellEnd"/>
-      <w:r>
-        <w:rPr>
-          <w:rFonts w:ascii="Calibri" w:eastAsia="Calibri" w:hAnsi="Calibri" w:cs="Arial"/>
-          <w:sz w:val="20"/>
-          <w:szCs w:val="20"/>
-          <w:highlight w:val="yellow"/>
+        <w:t>profAAA</w:t>
+      </w:r>
+      <w:proofErr w:type="spellEnd"/>
+      <w:r>
+        <w:rPr>
+          <w:rFonts w:ascii="Calibri" w:eastAsia="Calibri" w:hAnsi="Calibri" w:cs="Arial"/>
+          <w:sz w:val="20"/>
+          <w:szCs w:val="20"/>
           <w:lang w:val="pt-PT"/>
         </w:rPr>
-      </w:r>
-      <w:r>
-        <w:rPr>
-          <w:rFonts w:ascii="Calibri" w:eastAsia="Calibri" w:hAnsi="Calibri" w:cs="Arial"/>
-          <w:sz w:val="20"/>
-          <w:szCs w:val="20"/>
-          <w:highlight w:val="yellow"/>
+        <w:t>}}</w:t>
+      </w:r>
+      <w:proofErr w:type="spellStart"/>
+      <w:r>
+        <w:rPr>
+          <w:rFonts w:ascii="Calibri" w:eastAsia="Calibri" w:hAnsi="Calibri" w:cs="Arial"/>
+          <w:sz w:val="20"/>
+          <w:szCs w:val="20"/>
           <w:lang w:val="pt-PT"/>
         </w:rPr>
-      </w:r>
-      <w:r>
-        <w:rPr>
-          <w:rFonts w:ascii="Calibri" w:eastAsia="Calibri" w:hAnsi="Calibri" w:cs="Arial"/>
-          <w:sz w:val="20"/>
-          <w:szCs w:val="20"/>
-          <w:highlight w:val="yellow"/>
+        <w:t>incididunt</w:t>
+      </w:r>
+      <w:proofErr w:type="spellEnd"/>
+      <w:r>
+        <w:rPr>
+          <w:rFonts w:ascii="Calibri" w:eastAsia="Calibri" w:hAnsi="Calibri" w:cs="Arial"/>
+          <w:sz w:val="20"/>
+          <w:szCs w:val="20"/>
           <w:lang w:val="pt-PT"/>
         </w:rPr>
-      </w:r>
-      <w:proofErr w:type="spellStart"/>
-      <w:r>
-        <w:rPr>
-          <w:rFonts w:ascii="Calibri" w:eastAsia="Calibri" w:hAnsi="Calibri" w:cs="Arial"/>
-          <w:sz w:val="20"/>
-          <w:szCs w:val="20"/>
-          <w:highlight w:val="yellow"/>
+        <w:t>, {{</w:t>
+      </w:r>
+      <w:proofErr w:type="spellStart"/>
+      <w:r>
+        <w:rPr>
+          <w:rFonts w:ascii="Calibri" w:eastAsia="Calibri" w:hAnsi="Calibri" w:cs="Arial"/>
+          <w:sz w:val="20"/>
+          <w:szCs w:val="20"/>
           <w:lang w:val="pt-PT"/>
         </w:rPr>
-      </w:r>
-      <w:proofErr w:type="spellEnd"/>
-      <w:r>
-        <w:rPr>
-          <w:rFonts w:ascii="Calibri" w:eastAsia="Calibri" w:hAnsi="Calibri" w:cs="Arial"/>
-          <w:sz w:val="20"/>
-          <w:szCs w:val="20"/>
-          <w:highlight w:val="yellow"/>
+        <w:t>profBBB</w:t>
+      </w:r>
+      <w:proofErr w:type="spellEnd"/>
+      <w:r>
+        <w:rPr>
+          <w:rFonts w:ascii="Calibri" w:eastAsia="Calibri" w:hAnsi="Calibri" w:cs="Arial"/>
+          <w:sz w:val="20"/>
+          <w:szCs w:val="20"/>
           <w:lang w:val="pt-PT"/>
         </w:rPr>
-      </w:r>
-    </w:p>
-    <w:p>
-      <w:pPr>
-        <w:pStyle w:val="Header"/>
-        <w:rPr>
-          <w:rFonts w:ascii="Calibri" w:eastAsia="Calibri" w:hAnsi="Calibri" w:cs="Arial"/>
-          <w:sz w:val="20"/>
-          <w:szCs w:val="20"/>
-          <w:highlight w:val="yellow"/>
+        <w:t>}}</w:t>
+      </w:r>
+      <w:r>
+        <w:rPr>
+          <w:rFonts w:ascii="Calibri" w:eastAsia="Calibri" w:hAnsi="Calibri" w:cs="Arial"/>
+          <w:sz w:val="20"/>
+          <w:szCs w:val="20"/>
           <w:lang w:val="pt-PT"/>
         </w:rPr>
-      </w:pPr>
-      <w:r>
-        <w:rPr>
-          <w:rFonts w:ascii="Calibri" w:eastAsia="Calibri" w:hAnsi="Calibri" w:cs="Arial"/>
-          <w:sz w:val="20"/>
-          <w:szCs w:val="20"/>
-          <w:highlight w:val="yellow"/>
+        <w:t xml:space="preserve"> </w:t>
+      </w:r>
+      <w:r>
+        <w:rPr>
+          <w:rFonts w:ascii="Calibri" w:eastAsia="Calibri" w:hAnsi="Calibri" w:cs="Arial"/>
+          <w:sz w:val="20"/>
+          <w:szCs w:val="20"/>
           <w:lang w:val="pt-PT"/>
         </w:rPr>
-        <w:t xml:space="preserve"> ut {{profCCC}}labore.</w:t>
-      </w:r>
-      <w:r>
-        <w:rPr>
-          <w:rFonts w:ascii="Calibri" w:eastAsia="Calibri" w:hAnsi="Calibri" w:cs="Arial"/>
-          <w:sz w:val="20"/>
-          <w:szCs w:val="20"/>
-          <w:highlight w:val="yellow"/>
+        <w:t>ut {{</w:t>
+      </w:r>
+      <w:proofErr w:type="spellStart"/>
+      <w:r>
+        <w:rPr>
+          <w:rFonts w:ascii="Calibri" w:eastAsia="Calibri" w:hAnsi="Calibri" w:cs="Arial"/>
+          <w:sz w:val="20"/>
+          <w:szCs w:val="20"/>
           <w:lang w:val="pt-PT"/>
         </w:rPr>
-      </w:r>
-      <w:r>
-        <w:rPr>
-          <w:rFonts w:ascii="Calibri" w:eastAsia="Calibri" w:hAnsi="Calibri" w:cs="Arial"/>
-          <w:sz w:val="20"/>
-          <w:szCs w:val="20"/>
-          <w:highlight w:val="yellow"/>
+        <w:t>profCCC</w:t>
+      </w:r>
+      <w:proofErr w:type="spellEnd"/>
+      <w:r>
+        <w:rPr>
+          <w:rFonts w:ascii="Calibri" w:eastAsia="Calibri" w:hAnsi="Calibri" w:cs="Arial"/>
+          <w:sz w:val="20"/>
+          <w:szCs w:val="20"/>
           <w:lang w:val="pt-PT"/>
         </w:rPr>
+        <w:t>}} labore</w:t>
       </w:r>
       <w:r>
         <w:rPr>
@@ -957,6 +2194,7 @@
           <w:szCs w:val="20"/>
           <w:lang w:val="pt-PT"/>
         </w:rPr>
+        <w:t>.</w:t>
       </w:r>
     </w:p>
     <w:p>
@@ -996,8 +2234,9 @@
           <w:szCs w:val="20"/>
           <w:shd w:val="clear" w:color="auto" w:fill="FFFFFF"/>
         </w:rPr>
-        <w:t>Et dolore magna aliqua ut enim ad minim veniam quis nostrud exercitation ullamco laboris nisi ut aliquip ex ea commodo consequat duis aute irure dolor in reprehenderit in {{profAAA}}voluptate.</w:t>
-      </w:r>
+        <w:t xml:space="preserve">Et dolore magna aliqua ut enim ad minim veniam quis nostrud exercitation ullamco laboris nisi ut aliquip ex ea commodo consequat duis aute irure dolor in </w:t>
+      </w:r>
+      <w:proofErr w:type="spellStart"/>
       <w:r>
         <w:rPr>
           <w:rFonts w:ascii="Calibri" w:hAnsi="Calibri"/>
@@ -1006,8 +2245,9 @@
           <w:szCs w:val="20"/>
           <w:shd w:val="clear" w:color="auto" w:fill="FFFFFF"/>
         </w:rPr>
-      </w:r>
-      <w:proofErr w:type="spellStart"/>
+        <w:t>reprehenderit</w:t>
+      </w:r>
+      <w:proofErr w:type="spellEnd"/>
       <w:r>
         <w:rPr>
           <w:rFonts w:ascii="Calibri" w:hAnsi="Calibri"/>
@@ -1016,8 +2256,9 @@
           <w:szCs w:val="20"/>
           <w:shd w:val="clear" w:color="auto" w:fill="FFFFFF"/>
         </w:rPr>
-      </w:r>
-      <w:proofErr w:type="spellEnd"/>
+        <w:t xml:space="preserve"> in {{</w:t>
+      </w:r>
+      <w:proofErr w:type="spellStart"/>
       <w:r>
         <w:rPr>
           <w:rFonts w:ascii="Calibri" w:hAnsi="Calibri"/>
@@ -1026,7 +2267,9 @@
           <w:szCs w:val="20"/>
           <w:shd w:val="clear" w:color="auto" w:fill="FFFFFF"/>
         </w:rPr>
-      </w:r>
+        <w:t>profAAA</w:t>
+      </w:r>
+      <w:proofErr w:type="spellEnd"/>
       <w:r>
         <w:rPr>
           <w:rFonts w:ascii="Calibri" w:hAnsi="Calibri"/>
@@ -1035,7 +2278,9 @@
           <w:szCs w:val="20"/>
           <w:shd w:val="clear" w:color="auto" w:fill="FFFFFF"/>
         </w:rPr>
-      </w:r>
+        <w:t>}}</w:t>
+      </w:r>
+      <w:proofErr w:type="spellStart"/>
       <w:r>
         <w:rPr>
           <w:rFonts w:ascii="Calibri" w:hAnsi="Calibri"/>
@@ -1044,7 +2289,9 @@
           <w:szCs w:val="20"/>
           <w:shd w:val="clear" w:color="auto" w:fill="FFFFFF"/>
         </w:rPr>
-      </w:r>
+        <w:t>voluptate</w:t>
+      </w:r>
+      <w:proofErr w:type="spellEnd"/>
       <w:r>
         <w:rPr>
           <w:rFonts w:ascii="Calibri" w:hAnsi="Calibri"/>
@@ -1053,56 +2300,7 @@
           <w:szCs w:val="20"/>
           <w:shd w:val="clear" w:color="auto" w:fill="FFFFFF"/>
         </w:rPr>
-      </w:r>
-      <w:r>
-        <w:rPr>
-          <w:rFonts w:ascii="Calibri" w:hAnsi="Calibri"/>
-          <w:color w:val="222222"/>
-          <w:sz w:val="20"/>
-          <w:szCs w:val="20"/>
-          <w:shd w:val="clear" w:color="auto" w:fill="FFFFFF"/>
-        </w:rPr>
-      </w:r>
-      <w:r>
-        <w:rPr>
-          <w:rFonts w:ascii="Calibri" w:hAnsi="Calibri"/>
-          <w:color w:val="222222"/>
-          <w:sz w:val="20"/>
-          <w:szCs w:val="20"/>
-          <w:highlight w:val="yellow"/>
-          <w:shd w:val="clear" w:color="auto" w:fill="FFFFFF"/>
-        </w:rPr>
-      </w:r>
-      <w:proofErr w:type="spellStart"/>
-      <w:r>
-        <w:rPr>
-          <w:rFonts w:ascii="Calibri" w:hAnsi="Calibri"/>
-          <w:color w:val="222222"/>
-          <w:sz w:val="20"/>
-          <w:szCs w:val="20"/>
-          <w:highlight w:val="yellow"/>
-          <w:shd w:val="clear" w:color="auto" w:fill="FFFFFF"/>
-        </w:rPr>
-      </w:r>
-      <w:proofErr w:type="spellEnd"/>
-      <w:r>
-        <w:rPr>
-          <w:rFonts w:ascii="Calibri" w:hAnsi="Calibri"/>
-          <w:color w:val="222222"/>
-          <w:sz w:val="20"/>
-          <w:szCs w:val="20"/>
-          <w:highlight w:val="yellow"/>
-          <w:shd w:val="clear" w:color="auto" w:fill="FFFFFF"/>
-        </w:rPr>
-      </w:r>
-      <w:r>
-        <w:rPr>
-          <w:rFonts w:ascii="Calibri" w:hAnsi="Calibri"/>
-          <w:color w:val="222222"/>
-          <w:sz w:val="20"/>
-          <w:szCs w:val="20"/>
-          <w:shd w:val="clear" w:color="auto" w:fill="FFFFFF"/>
-        </w:rPr>
+        <w:t>.</w:t>
       </w:r>
     </w:p>
     <w:p>
@@ -1140,34 +2338,6 @@
         </w:rPr>
         <w:t>Velit esse cillum dolore eu fugiat</w:t>
       </w:r>
-      <w:r>
-        <w:rPr>
-          <w:sz w:val="20"/>
-          <w:szCs w:val="20"/>
-          <w:highlight w:val="yellow"/>
-        </w:rPr>
-      </w:r>
-      <w:r>
-        <w:rPr>
-          <w:sz w:val="20"/>
-          <w:szCs w:val="20"/>
-          <w:highlight w:val="yellow"/>
-        </w:rPr>
-      </w:r>
-      <w:r>
-        <w:rPr>
-          <w:sz w:val="20"/>
-          <w:szCs w:val="20"/>
-          <w:highlight w:val="yellow"/>
-        </w:rPr>
-      </w:r>
-      <w:r>
-        <w:rPr>
-          <w:sz w:val="20"/>
-          <w:szCs w:val="20"/>
-          <w:highlight w:val="yellow"/>
-        </w:rPr>
-      </w:r>
     </w:p>
     <w:p>
       <w:pPr>
@@ -1196,16 +2366,100 @@
           <w:rFonts w:asciiTheme="minorHAnsi" w:hAnsiTheme="minorHAnsi" w:cs="Tahoma"/>
           <w:sz w:val="20"/>
           <w:szCs w:val="20"/>
+          <w:lang w:val="en-GB"/>
         </w:rPr>
       </w:pPr>
+      <w:proofErr w:type="spellStart"/>
       <w:r>
         <w:rPr>
           <w:rFonts w:asciiTheme="minorHAnsi" w:hAnsiTheme="minorHAnsi" w:cs="Tahoma"/>
           <w:sz w:val="20"/>
           <w:szCs w:val="20"/>
-        </w:rPr>
-        <w:t>Nulla pariatur excepteur sint occaecat</w:t>
-      </w:r>
+          <w:lang w:val="en-GB"/>
+        </w:rPr>
+        <w:t>Nulla</w:t>
+      </w:r>
+      <w:proofErr w:type="spellEnd"/>
+      <w:r>
+        <w:rPr>
+          <w:rFonts w:asciiTheme="minorHAnsi" w:hAnsiTheme="minorHAnsi" w:cs="Tahoma"/>
+          <w:sz w:val="20"/>
+          <w:szCs w:val="20"/>
+          <w:lang w:val="en-GB"/>
+        </w:rPr>
+        <w:t xml:space="preserve"> </w:t>
+      </w:r>
+      <w:proofErr w:type="spellStart"/>
+      <w:r>
+        <w:rPr>
+          <w:rFonts w:asciiTheme="minorHAnsi" w:hAnsiTheme="minorHAnsi" w:cs="Tahoma"/>
+          <w:sz w:val="20"/>
+          <w:szCs w:val="20"/>
+          <w:lang w:val="en-GB"/>
+        </w:rPr>
+        <w:t>pariatur</w:t>
+      </w:r>
+      <w:proofErr w:type="spellEnd"/>
+      <w:r>
+        <w:rPr>
+          <w:rFonts w:asciiTheme="minorHAnsi" w:hAnsiTheme="minorHAnsi" w:cs="Tahoma"/>
+          <w:sz w:val="20"/>
+          <w:szCs w:val="20"/>
+          <w:lang w:val="en-GB"/>
+        </w:rPr>
+        <w:t xml:space="preserve"> </w:t>
+      </w:r>
+      <w:proofErr w:type="spellStart"/>
+      <w:r>
+        <w:rPr>
+          <w:rFonts w:asciiTheme="minorHAnsi" w:hAnsiTheme="minorHAnsi" w:cs="Tahoma"/>
+          <w:sz w:val="20"/>
+          <w:szCs w:val="20"/>
+          <w:lang w:val="en-GB"/>
+        </w:rPr>
+        <w:t>excepteur</w:t>
+      </w:r>
+      <w:proofErr w:type="spellEnd"/>
+      <w:r>
+        <w:rPr>
+          <w:rFonts w:asciiTheme="minorHAnsi" w:hAnsiTheme="minorHAnsi" w:cs="Tahoma"/>
+          <w:sz w:val="20"/>
+          <w:szCs w:val="20"/>
+          <w:lang w:val="en-GB"/>
+        </w:rPr>
+        <w:t xml:space="preserve"> </w:t>
+      </w:r>
+      <w:proofErr w:type="spellStart"/>
+      <w:r>
+        <w:rPr>
+          <w:rFonts w:asciiTheme="minorHAnsi" w:hAnsiTheme="minorHAnsi" w:cs="Tahoma"/>
+          <w:sz w:val="20"/>
+          <w:szCs w:val="20"/>
+          <w:lang w:val="en-GB"/>
+        </w:rPr>
+        <w:t>sint</w:t>
+      </w:r>
+      <w:proofErr w:type="spellEnd"/>
+      <w:r>
+        <w:rPr>
+          <w:rFonts w:asciiTheme="minorHAnsi" w:hAnsiTheme="minorHAnsi" w:cs="Tahoma"/>
+          <w:sz w:val="20"/>
+          <w:szCs w:val="20"/>
+          <w:lang w:val="en-GB"/>
+        </w:rPr>
+        <w:t xml:space="preserve"> </w:t>
+      </w:r>
+      <w:proofErr w:type="spellStart"/>
+      <w:r>
+        <w:rPr>
+          <w:rFonts w:asciiTheme="minorHAnsi" w:hAnsiTheme="minorHAnsi" w:cs="Tahoma"/>
+          <w:sz w:val="20"/>
+          <w:szCs w:val="20"/>
+          <w:lang w:val="en-GB"/>
+        </w:rPr>
+        <w:t>occaecat</w:t>
+      </w:r>
+      <w:proofErr w:type="spellEnd"/>
     </w:p>
     <w:p>
       <w:pPr>
@@ -1216,6 +2470,7 @@
           <w:rFonts w:asciiTheme="minorHAnsi" w:hAnsiTheme="minorHAnsi" w:cs="Tahoma"/>
           <w:sz w:val="20"/>
           <w:szCs w:val="20"/>
+          <w:lang w:val="en-GB"/>
         </w:rPr>
       </w:pPr>
     </w:p>
@@ -1228,16 +2483,20 @@
           <w:rFonts w:asciiTheme="minorHAnsi" w:hAnsiTheme="minorHAnsi" w:cs="Tahoma"/>
           <w:sz w:val="20"/>
           <w:szCs w:val="20"/>
+          <w:lang w:val="en-GB"/>
         </w:rPr>
       </w:pPr>
+      <w:proofErr w:type="spellStart"/>
       <w:r>
         <w:rPr>
           <w:rFonts w:asciiTheme="minorHAnsi" w:hAnsiTheme="minorHAnsi" w:cs="Tahoma"/>
           <w:sz w:val="20"/>
           <w:szCs w:val="20"/>
+          <w:lang w:val="en-GB"/>
         </w:rPr>
         <w:t>cupidatat</w:t>
       </w:r>
+      <w:proofErr w:type="spellEnd"/>
     </w:p>
     <w:p>
       <w:pPr>
@@ -1247,7 +2506,6 @@
           <w:rFonts w:ascii="Calibri" w:eastAsia="Calibri" w:hAnsi="Calibri" w:cs="Arial"/>
           <w:sz w:val="20"/>
           <w:szCs w:val="20"/>
-          <w:highlight w:val="yellow"/>
         </w:rPr>
       </w:pPr>
       <w:r>
@@ -1255,27 +2513,26 @@
           <w:rFonts w:ascii="Calibri" w:eastAsia="Calibri" w:hAnsi="Calibri" w:cs="Arial"/>
           <w:sz w:val="20"/>
           <w:szCs w:val="20"/>
-          <w:highlight w:val="yellow"/>
-        </w:rPr>
-        <w:t>{{profDDD}}</w:t>
-      </w:r>
-      <w:proofErr w:type="spellStart"/>
-      <w:r>
-        <w:rPr>
-          <w:rFonts w:ascii="Calibri" w:eastAsia="Calibri" w:hAnsi="Calibri" w:cs="Arial"/>
-          <w:sz w:val="20"/>
-          <w:szCs w:val="20"/>
-          <w:highlight w:val="yellow"/>
-        </w:rPr>
-      </w:r>
-      <w:proofErr w:type="spellEnd"/>
-      <w:r>
-        <w:rPr>
-          <w:rFonts w:ascii="Calibri" w:eastAsia="Calibri" w:hAnsi="Calibri" w:cs="Arial"/>
-          <w:sz w:val="20"/>
-          <w:szCs w:val="20"/>
-          <w:highlight w:val="yellow"/>
-        </w:rPr>
+        </w:rPr>
+        <w:t>{{</w:t>
+      </w:r>
+      <w:proofErr w:type="spellStart"/>
+      <w:r>
+        <w:rPr>
+          <w:rFonts w:ascii="Calibri" w:eastAsia="Calibri" w:hAnsi="Calibri" w:cs="Arial"/>
+          <w:sz w:val="20"/>
+          <w:szCs w:val="20"/>
+        </w:rPr>
+        <w:t>profDDD</w:t>
+      </w:r>
+      <w:proofErr w:type="spellEnd"/>
+      <w:r>
+        <w:rPr>
+          <w:rFonts w:ascii="Calibri" w:eastAsia="Calibri" w:hAnsi="Calibri" w:cs="Arial"/>
+          <w:sz w:val="20"/>
+          <w:szCs w:val="20"/>
+        </w:rPr>
+        <w:t>}}</w:t>
       </w:r>
     </w:p>
     <w:p>
@@ -1290,10 +2547,10 @@
       </w:pPr>
     </w:p>
     <w:sectPr>
-      <w:headerReference w:type="default" r:id="rId7"/>
-      <w:footerReference w:type="default" r:id="rId8"/>
-      <w:headerReference w:type="even" r:id="rId9"/>
-      <w:footerReference w:type="even" r:id="rId10"/>
+      <w:headerReference w:type="even" r:id="rId7"/>
+      <w:headerReference w:type="default" r:id="rId8"/>
+      <w:footerReference w:type="even" r:id="rId9"/>
+      <w:footerReference w:type="default" r:id="rId10"/>
       <w:headerReference w:type="first" r:id="rId11"/>
       <w:footerReference w:type="first" r:id="rId12"/>
       <w:pgSz w:w="11906" w:h="16838"/>
@@ -1305,38 +2562,64 @@
 </w:document>
 </file>
 
+<file path=word/endnotes.xml><?xml version="1.0" encoding="utf-8"?>
+<w:endnotes xmlns:wpc="http://schemas.microsoft.com/office/word/2010/wordprocessingCanvas" xmlns:cx="http://schemas.microsoft.com/office/drawing/2014/chartex" xmlns:cx1="http://schemas.microsoft.com/office/drawing/2015/9/8/chartex" xmlns:cx2="http://schemas.microsoft.com/office/drawing/2015/10/21/chartex" xmlns:cx3="http://schemas.microsoft.com/office/drawing/2016/5/9/chartex" xmlns:cx4="http://schemas.microsoft.com/office/drawing/2016/5/10/chartex" xmlns:cx5="http://schemas.microsoft.com/office/drawing/2016/5/11/chartex" xmlns:cx6="http://schemas.microsoft.com/office/drawing/2016/5/12/chartex" xmlns:cx7="http://schemas.microsoft.com/office/drawing/2016/5/13/chartex" xmlns:cx8="http://schemas.microsoft.com/office/drawing/2016/5/14/chartex" xmlns:mc="http://schemas.openxmlformats.org/markup-compatibility/2006" xmlns:aink="http://schemas.microsoft.com/office/drawing/2016/ink" xmlns:am3d="http://schemas.microsoft.com/office/drawing/2017/model3d" xmlns:o="urn:schemas-microsoft-com:office:office" xmlns:oel="http://schemas.microsoft.com/office/2019/extlst" xmlns:r="http://schemas.openxmlformats.org/officeDocument/2006/relationships" xmlns:m="http://schemas.openxmlformats.org/officeDocument/2006/math" xmlns:v="urn:schemas-microsoft-com:vml" xmlns:wp14="http://schemas.microsoft.com/office/word/2010/wordprocessingDrawing" xmlns:wp="http://schemas.openxmlformats.org/drawingml/2006/wordprocessingDrawing" xmlns:w10="urn:schemas-microsoft-com:office:word" xmlns:w="http://schemas.openxmlformats.org/wordprocessingml/2006/main" xmlns:w14="http://schemas.microsoft.com/office/word/2010/wordml" xmlns:w15="http://schemas.microsoft.com/office/word/2012/wordml" xmlns:w16cex="http://schemas.microsoft.com/office/word/2018/wordml/cex" xmlns:w16cid="http://schemas.microsoft.com/office/word/2016/wordml/cid" xmlns:w16="http://schemas.microsoft.com/office/word/2018/wordml" xmlns:w16du="http://schemas.microsoft.com/office/word/2023/wordml/word16du" xmlns:w16sdtdh="http://schemas.microsoft.com/office/word/2020/wordml/sdtdatahash" xmlns:w16sdtfl="http://schemas.microsoft.com/office/word/2024/wordml/sdtformatlock" xmlns:w16se="http://schemas.microsoft.com/office/word/2015/wordml/symex" xmlns:wpg="http://schemas.microsoft.com/office/word/2010/wordprocessingGroup" xmlns:wpi="http://schemas.microsoft.com/office/word/2010/wordprocessingInk" xmlns:wne="http://schemas.microsoft.com/office/word/2006/wordml" xmlns:wps="http://schemas.microsoft.com/office/word/2010/wordprocessingShape" mc:Ignorable="w14 w15 w16se w16cid w16 w16cex w16sdtdh w16sdtfl w16du wp14">
+  <w:endnote w:type="separator" w:id="-1">
+    <w:p>
+      <w:r>
+        <w:separator/>
+      </w:r>
+    </w:p>
+  </w:endnote>
+  <w:endnote w:type="continuationSeparator" w:id="0">
+    <w:p>
+      <w:r>
+        <w:continuationSeparator/>
+      </w:r>
+    </w:p>
+  </w:endnote>
+</w:endnotes>
+</file>
+
 <file path=word/footer1.xml><?xml version="1.0" encoding="utf-8"?>
-<w:ftr xmlns:m="http://schemas.openxmlformats.org/officeDocument/2006/math" xmlns:mc="http://schemas.openxmlformats.org/markup-compatibility/2006" xmlns:mo="http://schemas.microsoft.com/office/mac/office/2008/main" xmlns:mv="urn:schemas-microsoft-com:mac:vml" xmlns:o="urn:schemas-microsoft-com:office:office" xmlns:r="http://schemas.openxmlformats.org/officeDocument/2006/relationships" xmlns:v="urn:schemas-microsoft-com:vml" xmlns:w10="urn:schemas-microsoft-com:office:word" xmlns:w14="http://schemas.microsoft.com/office/word/2010/wordml" xmlns:w="http://schemas.openxmlformats.org/wordprocessingml/2006/main" xmlns:wne="http://schemas.microsoft.com/office/word/2006/wordml" xmlns:wp14="http://schemas.microsoft.com/office/word/2010/wordprocessingDrawing" xmlns:wp="http://schemas.openxmlformats.org/drawingml/2006/wordprocessingDrawing" xmlns:wpc="http://schemas.microsoft.com/office/word/2010/wordprocessingCanvas" xmlns:wpg="http://schemas.microsoft.com/office/word/2010/wordprocessingGroup" xmlns:wpi="http://schemas.microsoft.com/office/word/2010/wordprocessingInk" xmlns:wps="http://schemas.microsoft.com/office/word/2010/wordprocessingShape" mc:Ignorable="w14 wp14">
-  <w:p>
-    <w:pPr>
-      <w:pStyle w:val="Footer"/>
-    </w:pPr>
-  </w:p>
+<w:ftr xmlns:wpc="http://schemas.microsoft.com/office/word/2010/wordprocessingCanvas" xmlns:cx="http://schemas.microsoft.com/office/drawing/2014/chartex" xmlns:cx1="http://schemas.microsoft.com/office/drawing/2015/9/8/chartex" xmlns:cx2="http://schemas.microsoft.com/office/drawing/2015/10/21/chartex" xmlns:cx3="http://schemas.microsoft.com/office/drawing/2016/5/9/chartex" xmlns:cx4="http://schemas.microsoft.com/office/drawing/2016/5/10/chartex" xmlns:cx5="http://schemas.microsoft.com/office/drawing/2016/5/11/chartex" xmlns:cx6="http://schemas.microsoft.com/office/drawing/2016/5/12/chartex" xmlns:cx7="http://schemas.microsoft.com/office/drawing/2016/5/13/chartex" xmlns:cx8="http://schemas.microsoft.com/office/drawing/2016/5/14/chartex" xmlns:mc="http://schemas.openxmlformats.org/markup-compatibility/2006" xmlns:aink="http://schemas.microsoft.com/office/drawing/2016/ink" xmlns:am3d="http://schemas.microsoft.com/office/drawing/2017/model3d" xmlns:o="urn:schemas-microsoft-com:office:office" xmlns:oel="http://schemas.microsoft.com/office/2019/extlst" xmlns:r="http://schemas.openxmlformats.org/officeDocument/2006/relationships" xmlns:m="http://schemas.openxmlformats.org/officeDocument/2006/math" xmlns:v="urn:schemas-microsoft-com:vml" xmlns:wp14="http://schemas.microsoft.com/office/word/2010/wordprocessingDrawing" xmlns:wp="http://schemas.openxmlformats.org/drawingml/2006/wordprocessingDrawing" xmlns:w10="urn:schemas-microsoft-com:office:word" xmlns:w="http://schemas.openxmlformats.org/wordprocessingml/2006/main" xmlns:w14="http://schemas.microsoft.com/office/word/2010/wordml" xmlns:w15="http://schemas.microsoft.com/office/word/2012/wordml" xmlns:w16cex="http://schemas.microsoft.com/office/word/2018/wordml/cex" xmlns:w16cid="http://schemas.microsoft.com/office/word/2016/wordml/cid" xmlns:w16="http://schemas.microsoft.com/office/word/2018/wordml" xmlns:w16du="http://schemas.microsoft.com/office/word/2023/wordml/word16du" xmlns:w16sdtdh="http://schemas.microsoft.com/office/word/2020/wordml/sdtdatahash" xmlns:w16sdtfl="http://schemas.microsoft.com/office/word/2024/wordml/sdtformatlock" xmlns:w16se="http://schemas.microsoft.com/office/word/2015/wordml/symex" xmlns:wpg="http://schemas.microsoft.com/office/word/2010/wordprocessingGroup" xmlns:wpi="http://schemas.microsoft.com/office/word/2010/wordprocessingInk" xmlns:wne="http://schemas.microsoft.com/office/word/2006/wordml" xmlns:wps="http://schemas.microsoft.com/office/word/2010/wordprocessingShape" mc:Ignorable="w14 w15 w16se w16cid w16 w16cex w16sdtdh w16sdtfl w16du wp14">
+  <w:p/>
 </w:ftr>
 </file>
 
 <file path=word/footer2.xml><?xml version="1.0" encoding="utf-8"?>
-<w:ftr xmlns:m="http://schemas.openxmlformats.org/officeDocument/2006/math" xmlns:mc="http://schemas.openxmlformats.org/markup-compatibility/2006" xmlns:mo="http://schemas.microsoft.com/office/mac/office/2008/main" xmlns:mv="urn:schemas-microsoft-com:mac:vml" xmlns:o="urn:schemas-microsoft-com:office:office" xmlns:r="http://schemas.openxmlformats.org/officeDocument/2006/relationships" xmlns:v="urn:schemas-microsoft-com:vml" xmlns:w10="urn:schemas-microsoft-com:office:word" xmlns:w14="http://schemas.microsoft.com/office/word/2010/wordml" xmlns:w="http://schemas.openxmlformats.org/wordprocessingml/2006/main" xmlns:wne="http://schemas.microsoft.com/office/word/2006/wordml" xmlns:wp14="http://schemas.microsoft.com/office/word/2010/wordprocessingDrawing" xmlns:wp="http://schemas.openxmlformats.org/drawingml/2006/wordprocessingDrawing" xmlns:wpc="http://schemas.microsoft.com/office/word/2010/wordprocessingCanvas" xmlns:wpg="http://schemas.microsoft.com/office/word/2010/wordprocessingGroup" xmlns:wpi="http://schemas.microsoft.com/office/word/2010/wordprocessingInk" xmlns:wps="http://schemas.microsoft.com/office/word/2010/wordprocessingShape" mc:Ignorable="w14 wp14">
-  <w:p>
-    <w:pPr>
-      <w:pStyle w:val="Footer"/>
-    </w:pPr>
-  </w:p>
+<w:ftr xmlns:wpc="http://schemas.microsoft.com/office/word/2010/wordprocessingCanvas" xmlns:cx="http://schemas.microsoft.com/office/drawing/2014/chartex" xmlns:cx1="http://schemas.microsoft.com/office/drawing/2015/9/8/chartex" xmlns:cx2="http://schemas.microsoft.com/office/drawing/2015/10/21/chartex" xmlns:cx3="http://schemas.microsoft.com/office/drawing/2016/5/9/chartex" xmlns:cx4="http://schemas.microsoft.com/office/drawing/2016/5/10/chartex" xmlns:cx5="http://schemas.microsoft.com/office/drawing/2016/5/11/chartex" xmlns:cx6="http://schemas.microsoft.com/office/drawing/2016/5/12/chartex" xmlns:cx7="http://schemas.microsoft.com/office/drawing/2016/5/13/chartex" xmlns:cx8="http://schemas.microsoft.com/office/drawing/2016/5/14/chartex" xmlns:mc="http://schemas.openxmlformats.org/markup-compatibility/2006" xmlns:aink="http://schemas.microsoft.com/office/drawing/2016/ink" xmlns:am3d="http://schemas.microsoft.com/office/drawing/2017/model3d" xmlns:o="urn:schemas-microsoft-com:office:office" xmlns:oel="http://schemas.microsoft.com/office/2019/extlst" xmlns:r="http://schemas.openxmlformats.org/officeDocument/2006/relationships" xmlns:m="http://schemas.openxmlformats.org/officeDocument/2006/math" xmlns:v="urn:schemas-microsoft-com:vml" xmlns:wp14="http://schemas.microsoft.com/office/word/2010/wordprocessingDrawing" xmlns:wp="http://schemas.openxmlformats.org/drawingml/2006/wordprocessingDrawing" xmlns:w10="urn:schemas-microsoft-com:office:word" xmlns:w="http://schemas.openxmlformats.org/wordprocessingml/2006/main" xmlns:w14="http://schemas.microsoft.com/office/word/2010/wordml" xmlns:w15="http://schemas.microsoft.com/office/word/2012/wordml" xmlns:w16cex="http://schemas.microsoft.com/office/word/2018/wordml/cex" xmlns:w16cid="http://schemas.microsoft.com/office/word/2016/wordml/cid" xmlns:w16="http://schemas.microsoft.com/office/word/2018/wordml" xmlns:w16du="http://schemas.microsoft.com/office/word/2023/wordml/word16du" xmlns:w16sdtdh="http://schemas.microsoft.com/office/word/2020/wordml/sdtdatahash" xmlns:w16sdtfl="http://schemas.microsoft.com/office/word/2024/wordml/sdtformatlock" xmlns:w16se="http://schemas.microsoft.com/office/word/2015/wordml/symex" xmlns:wpg="http://schemas.microsoft.com/office/word/2010/wordprocessingGroup" xmlns:wpi="http://schemas.microsoft.com/office/word/2010/wordprocessingInk" xmlns:wne="http://schemas.microsoft.com/office/word/2006/wordml" xmlns:wps="http://schemas.microsoft.com/office/word/2010/wordprocessingShape" mc:Ignorable="w14 w15 w16se w16cid w16 w16cex w16sdtdh w16sdtfl w16du wp14">
+  <w:p/>
 </w:ftr>
 </file>
 
 <file path=word/footer3.xml><?xml version="1.0" encoding="utf-8"?>
-<w:ftr xmlns:m="http://schemas.openxmlformats.org/officeDocument/2006/math" xmlns:mc="http://schemas.openxmlformats.org/markup-compatibility/2006" xmlns:mo="http://schemas.microsoft.com/office/mac/office/2008/main" xmlns:mv="urn:schemas-microsoft-com:mac:vml" xmlns:o="urn:schemas-microsoft-com:office:office" xmlns:r="http://schemas.openxmlformats.org/officeDocument/2006/relationships" xmlns:v="urn:schemas-microsoft-com:vml" xmlns:w10="urn:schemas-microsoft-com:office:word" xmlns:w14="http://schemas.microsoft.com/office/word/2010/wordml" xmlns:w="http://schemas.openxmlformats.org/wordprocessingml/2006/main" xmlns:wne="http://schemas.microsoft.com/office/word/2006/wordml" xmlns:wp14="http://schemas.microsoft.com/office/word/2010/wordprocessingDrawing" xmlns:wp="http://schemas.openxmlformats.org/drawingml/2006/wordprocessingDrawing" xmlns:wpc="http://schemas.microsoft.com/office/word/2010/wordprocessingCanvas" xmlns:wpg="http://schemas.microsoft.com/office/word/2010/wordprocessingGroup" xmlns:wpi="http://schemas.microsoft.com/office/word/2010/wordprocessingInk" xmlns:wps="http://schemas.microsoft.com/office/word/2010/wordprocessingShape" mc:Ignorable="w14 wp14">
-  <w:p>
-    <w:pPr>
-      <w:pStyle w:val="Footer"/>
-    </w:pPr>
-  </w:p>
+<w:ftr xmlns:wpc="http://schemas.microsoft.com/office/word/2010/wordprocessingCanvas" xmlns:cx="http://schemas.microsoft.com/office/drawing/2014/chartex" xmlns:cx1="http://schemas.microsoft.com/office/drawing/2015/9/8/chartex" xmlns:cx2="http://schemas.microsoft.com/office/drawing/2015/10/21/chartex" xmlns:cx3="http://schemas.microsoft.com/office/drawing/2016/5/9/chartex" xmlns:cx4="http://schemas.microsoft.com/office/drawing/2016/5/10/chartex" xmlns:cx5="http://schemas.microsoft.com/office/drawing/2016/5/11/chartex" xmlns:cx6="http://schemas.microsoft.com/office/drawing/2016/5/12/chartex" xmlns:cx7="http://schemas.microsoft.com/office/drawing/2016/5/13/chartex" xmlns:cx8="http://schemas.microsoft.com/office/drawing/2016/5/14/chartex" xmlns:mc="http://schemas.openxmlformats.org/markup-compatibility/2006" xmlns:aink="http://schemas.microsoft.com/office/drawing/2016/ink" xmlns:am3d="http://schemas.microsoft.com/office/drawing/2017/model3d" xmlns:o="urn:schemas-microsoft-com:office:office" xmlns:oel="http://schemas.microsoft.com/office/2019/extlst" xmlns:r="http://schemas.openxmlformats.org/officeDocument/2006/relationships" xmlns:m="http://schemas.openxmlformats.org/officeDocument/2006/math" xmlns:v="urn:schemas-microsoft-com:vml" xmlns:wp14="http://schemas.microsoft.com/office/word/2010/wordprocessingDrawing" xmlns:wp="http://schemas.openxmlformats.org/drawingml/2006/wordprocessingDrawing" xmlns:w10="urn:schemas-microsoft-com:office:word" xmlns:w="http://schemas.openxmlformats.org/wordprocessingml/2006/main" xmlns:w14="http://schemas.microsoft.com/office/word/2010/wordml" xmlns:w15="http://schemas.microsoft.com/office/word/2012/wordml" xmlns:w16cex="http://schemas.microsoft.com/office/word/2018/wordml/cex" xmlns:w16cid="http://schemas.microsoft.com/office/word/2016/wordml/cid" xmlns:w16="http://schemas.microsoft.com/office/word/2018/wordml" xmlns:w16du="http://schemas.microsoft.com/office/word/2023/wordml/word16du" xmlns:w16sdtdh="http://schemas.microsoft.com/office/word/2020/wordml/sdtdatahash" xmlns:w16sdtfl="http://schemas.microsoft.com/office/word/2024/wordml/sdtformatlock" xmlns:w16se="http://schemas.microsoft.com/office/word/2015/wordml/symex" xmlns:wpg="http://schemas.microsoft.com/office/word/2010/wordprocessingGroup" xmlns:wpi="http://schemas.microsoft.com/office/word/2010/wordprocessingInk" xmlns:wne="http://schemas.microsoft.com/office/word/2006/wordml" xmlns:wps="http://schemas.microsoft.com/office/word/2010/wordprocessingShape" mc:Ignorable="w14 w15 w16se w16cid w16 w16cex w16sdtdh w16sdtfl w16du wp14">
+  <w:p/>
 </w:ftr>
 </file>
 
+<file path=word/footnotes.xml><?xml version="1.0" encoding="utf-8"?>
+<w:footnotes xmlns:wpc="http://schemas.microsoft.com/office/word/2010/wordprocessingCanvas" xmlns:cx="http://schemas.microsoft.com/office/drawing/2014/chartex" xmlns:cx1="http://schemas.microsoft.com/office/drawing/2015/9/8/chartex" xmlns:cx2="http://schemas.microsoft.com/office/drawing/2015/10/21/chartex" xmlns:cx3="http://schemas.microsoft.com/office/drawing/2016/5/9/chartex" xmlns:cx4="http://schemas.microsoft.com/office/drawing/2016/5/10/chartex" xmlns:cx5="http://schemas.microsoft.com/office/drawing/2016/5/11/chartex" xmlns:cx6="http://schemas.microsoft.com/office/drawing/2016/5/12/chartex" xmlns:cx7="http://schemas.microsoft.com/office/drawing/2016/5/13/chartex" xmlns:cx8="http://schemas.microsoft.com/office/drawing/2016/5/14/chartex" xmlns:mc="http://schemas.openxmlformats.org/markup-compatibility/2006" xmlns:aink="http://schemas.microsoft.com/office/drawing/2016/ink" xmlns:am3d="http://schemas.microsoft.com/office/drawing/2017/model3d" xmlns:o="urn:schemas-microsoft-com:office:office" xmlns:oel="http://schemas.microsoft.com/office/2019/extlst" xmlns:r="http://schemas.openxmlformats.org/officeDocument/2006/relationships" xmlns:m="http://schemas.openxmlformats.org/officeDocument/2006/math" xmlns:v="urn:schemas-microsoft-com:vml" xmlns:wp14="http://schemas.microsoft.com/office/word/2010/wordprocessingDrawing" xmlns:wp="http://schemas.openxmlformats.org/drawingml/2006/wordprocessingDrawing" xmlns:w10="urn:schemas-microsoft-com:office:word" xmlns:w="http://schemas.openxmlformats.org/wordprocessingml/2006/main" xmlns:w14="http://schemas.microsoft.com/office/word/2010/wordml" xmlns:w15="http://schemas.microsoft.com/office/word/2012/wordml" xmlns:w16cex="http://schemas.microsoft.com/office/word/2018/wordml/cex" xmlns:w16cid="http://schemas.microsoft.com/office/word/2016/wordml/cid" xmlns:w16="http://schemas.microsoft.com/office/word/2018/wordml" xmlns:w16du="http://schemas.microsoft.com/office/word/2023/wordml/word16du" xmlns:w16sdtdh="http://schemas.microsoft.com/office/word/2020/wordml/sdtdatahash" xmlns:w16sdtfl="http://schemas.microsoft.com/office/word/2024/wordml/sdtformatlock" xmlns:w16se="http://schemas.microsoft.com/office/word/2015/wordml/symex" xmlns:wpg="http://schemas.microsoft.com/office/word/2010/wordprocessingGroup" xmlns:wpi="http://schemas.microsoft.com/office/word/2010/wordprocessingInk" xmlns:wne="http://schemas.microsoft.com/office/word/2006/wordml" xmlns:wps="http://schemas.microsoft.com/office/word/2010/wordprocessingShape" mc:Ignorable="w14 w15 w16se w16cid w16 w16cex w16sdtdh w16sdtfl w16du wp14">
+  <w:footnote w:type="separator" w:id="-1">
+    <w:p>
+      <w:r>
+        <w:separator/>
+      </w:r>
+    </w:p>
+  </w:footnote>
+  <w:footnote w:type="continuationSeparator" w:id="0">
+    <w:p>
+      <w:r>
+        <w:continuationSeparator/>
+      </w:r>
+    </w:p>
+  </w:footnote>
+</w:footnotes>
+</file>
+
 <file path=word/header1.xml><?xml version="1.0" encoding="utf-8"?>
-<w:hdr xmlns:m="http://schemas.openxmlformats.org/officeDocument/2006/math" xmlns:mc="http://schemas.openxmlformats.org/markup-compatibility/2006" xmlns:mo="http://schemas.microsoft.com/office/mac/office/2008/main" xmlns:mv="urn:schemas-microsoft-com:mac:vml" xmlns:o="urn:schemas-microsoft-com:office:office" xmlns:r="http://schemas.openxmlformats.org/officeDocument/2006/relationships" xmlns:v="urn:schemas-microsoft-com:vml" xmlns:w10="urn:schemas-microsoft-com:office:word" xmlns:w14="http://schemas.microsoft.com/office/word/2010/wordml" xmlns:w="http://schemas.openxmlformats.org/wordprocessingml/2006/main" xmlns:wne="http://schemas.microsoft.com/office/word/2006/wordml" xmlns:wp14="http://schemas.microsoft.com/office/word/2010/wordprocessingDrawing" xmlns:wp="http://schemas.openxmlformats.org/drawingml/2006/wordprocessingDrawing" xmlns:wpc="http://schemas.microsoft.com/office/word/2010/wordprocessingCanvas" xmlns:wpg="http://schemas.microsoft.com/office/word/2010/wordprocessingGroup" xmlns:wpi="http://schemas.microsoft.com/office/word/2010/wordprocessingInk" xmlns:wps="http://schemas.microsoft.com/office/word/2010/wordprocessingShape" mc:Ignorable="w14 wp14">
+<w:hdr xmlns:wpc="http://schemas.microsoft.com/office/word/2010/wordprocessingCanvas" xmlns:cx="http://schemas.microsoft.com/office/drawing/2014/chartex" xmlns:cx1="http://schemas.microsoft.com/office/drawing/2015/9/8/chartex" xmlns:cx2="http://schemas.microsoft.com/office/drawing/2015/10/21/chartex" xmlns:cx3="http://schemas.microsoft.com/office/drawing/2016/5/9/chartex" xmlns:cx4="http://schemas.microsoft.com/office/drawing/2016/5/10/chartex" xmlns:cx5="http://schemas.microsoft.com/office/drawing/2016/5/11/chartex" xmlns:cx6="http://schemas.microsoft.com/office/drawing/2016/5/12/chartex" xmlns:cx7="http://schemas.microsoft.com/office/drawing/2016/5/13/chartex" xmlns:cx8="http://schemas.microsoft.com/office/drawing/2016/5/14/chartex" xmlns:mc="http://schemas.openxmlformats.org/markup-compatibility/2006" xmlns:aink="http://schemas.microsoft.com/office/drawing/2016/ink" xmlns:am3d="http://schemas.microsoft.com/office/drawing/2017/model3d" xmlns:o="urn:schemas-microsoft-com:office:office" xmlns:oel="http://schemas.microsoft.com/office/2019/extlst" xmlns:r="http://schemas.openxmlformats.org/officeDocument/2006/relationships" xmlns:m="http://schemas.openxmlformats.org/officeDocument/2006/math" xmlns:v="urn:schemas-microsoft-com:vml" xmlns:wp14="http://schemas.microsoft.com/office/word/2010/wordprocessingDrawing" xmlns:wp="http://schemas.openxmlformats.org/drawingml/2006/wordprocessingDrawing" xmlns:w10="urn:schemas-microsoft-com:office:word" xmlns:w="http://schemas.openxmlformats.org/wordprocessingml/2006/main" xmlns:w14="http://schemas.microsoft.com/office/word/2010/wordml" xmlns:w15="http://schemas.microsoft.com/office/word/2012/wordml" xmlns:w16cex="http://schemas.microsoft.com/office/word/2018/wordml/cex" xmlns:w16cid="http://schemas.microsoft.com/office/word/2016/wordml/cid" xmlns:w16="http://schemas.microsoft.com/office/word/2018/wordml" xmlns:w16du="http://schemas.microsoft.com/office/word/2023/wordml/word16du" xmlns:w16sdtdh="http://schemas.microsoft.com/office/word/2020/wordml/sdtdatahash" xmlns:w16sdtfl="http://schemas.microsoft.com/office/word/2024/wordml/sdtformatlock" xmlns:w16se="http://schemas.microsoft.com/office/word/2015/wordml/symex" xmlns:wpg="http://schemas.microsoft.com/office/word/2010/wordprocessingGroup" xmlns:wpi="http://schemas.microsoft.com/office/word/2010/wordprocessingInk" xmlns:wne="http://schemas.microsoft.com/office/word/2006/wordml" xmlns:wps="http://schemas.microsoft.com/office/word/2010/wordprocessingShape" mc:Ignorable="w14 w15 w16se w16cid w16 w16cex w16sdtdh w16sdtfl w16du wp14">
   <w:p>
     <w:pPr>
       <w:pStyle w:val="Header"/>
@@ -1346,7 +2629,7 @@
 </file>
 
 <file path=word/header2.xml><?xml version="1.0" encoding="utf-8"?>
-<w:hdr xmlns:m="http://schemas.openxmlformats.org/officeDocument/2006/math" xmlns:mc="http://schemas.openxmlformats.org/markup-compatibility/2006" xmlns:mo="http://schemas.microsoft.com/office/mac/office/2008/main" xmlns:mv="urn:schemas-microsoft-com:mac:vml" xmlns:o="urn:schemas-microsoft-com:office:office" xmlns:r="http://schemas.openxmlformats.org/officeDocument/2006/relationships" xmlns:v="urn:schemas-microsoft-com:vml" xmlns:w10="urn:schemas-microsoft-com:office:word" xmlns:w14="http://schemas.microsoft.com/office/word/2010/wordml" xmlns:w="http://schemas.openxmlformats.org/wordprocessingml/2006/main" xmlns:wne="http://schemas.microsoft.com/office/word/2006/wordml" xmlns:wp14="http://schemas.microsoft.com/office/word/2010/wordprocessingDrawing" xmlns:wp="http://schemas.openxmlformats.org/drawingml/2006/wordprocessingDrawing" xmlns:wpc="http://schemas.microsoft.com/office/word/2010/wordprocessingCanvas" xmlns:wpg="http://schemas.microsoft.com/office/word/2010/wordprocessingGroup" xmlns:wpi="http://schemas.microsoft.com/office/word/2010/wordprocessingInk" xmlns:wps="http://schemas.microsoft.com/office/word/2010/wordprocessingShape" mc:Ignorable="w14 wp14">
+<w:hdr xmlns:wpc="http://schemas.microsoft.com/office/word/2010/wordprocessingCanvas" xmlns:cx="http://schemas.microsoft.com/office/drawing/2014/chartex" xmlns:cx1="http://schemas.microsoft.com/office/drawing/2015/9/8/chartex" xmlns:cx2="http://schemas.microsoft.com/office/drawing/2015/10/21/chartex" xmlns:cx3="http://schemas.microsoft.com/office/drawing/2016/5/9/chartex" xmlns:cx4="http://schemas.microsoft.com/office/drawing/2016/5/10/chartex" xmlns:cx5="http://schemas.microsoft.com/office/drawing/2016/5/11/chartex" xmlns:cx6="http://schemas.microsoft.com/office/drawing/2016/5/12/chartex" xmlns:cx7="http://schemas.microsoft.com/office/drawing/2016/5/13/chartex" xmlns:cx8="http://schemas.microsoft.com/office/drawing/2016/5/14/chartex" xmlns:mc="http://schemas.openxmlformats.org/markup-compatibility/2006" xmlns:aink="http://schemas.microsoft.com/office/drawing/2016/ink" xmlns:am3d="http://schemas.microsoft.com/office/drawing/2017/model3d" xmlns:o="urn:schemas-microsoft-com:office:office" xmlns:oel="http://schemas.microsoft.com/office/2019/extlst" xmlns:r="http://schemas.openxmlformats.org/officeDocument/2006/relationships" xmlns:m="http://schemas.openxmlformats.org/officeDocument/2006/math" xmlns:v="urn:schemas-microsoft-com:vml" xmlns:wp14="http://schemas.microsoft.com/office/word/2010/wordprocessingDrawing" xmlns:wp="http://schemas.openxmlformats.org/drawingml/2006/wordprocessingDrawing" xmlns:w10="urn:schemas-microsoft-com:office:word" xmlns:w="http://schemas.openxmlformats.org/wordprocessingml/2006/main" xmlns:w14="http://schemas.microsoft.com/office/word/2010/wordml" xmlns:w15="http://schemas.microsoft.com/office/word/2012/wordml" xmlns:w16cex="http://schemas.microsoft.com/office/word/2018/wordml/cex" xmlns:w16cid="http://schemas.microsoft.com/office/word/2016/wordml/cid" xmlns:w16="http://schemas.microsoft.com/office/word/2018/wordml" xmlns:w16du="http://schemas.microsoft.com/office/word/2023/wordml/word16du" xmlns:w16sdtdh="http://schemas.microsoft.com/office/word/2020/wordml/sdtdatahash" xmlns:w16sdtfl="http://schemas.microsoft.com/office/word/2024/wordml/sdtformatlock" xmlns:w16se="http://schemas.microsoft.com/office/word/2015/wordml/symex" xmlns:wpg="http://schemas.microsoft.com/office/word/2010/wordprocessingGroup" xmlns:wpi="http://schemas.microsoft.com/office/word/2010/wordprocessingInk" xmlns:wne="http://schemas.microsoft.com/office/word/2006/wordml" xmlns:wps="http://schemas.microsoft.com/office/word/2010/wordprocessingShape" mc:Ignorable="w14 w15 w16se w16cid w16 w16cex w16sdtdh w16sdtfl w16du wp14">
   <w:p>
     <w:pPr>
       <w:pStyle w:val="Header"/>
@@ -1356,7 +2639,7 @@
 </file>
 
 <file path=word/header3.xml><?xml version="1.0" encoding="utf-8"?>
-<w:hdr xmlns:m="http://schemas.openxmlformats.org/officeDocument/2006/math" xmlns:mc="http://schemas.openxmlformats.org/markup-compatibility/2006" xmlns:mo="http://schemas.microsoft.com/office/mac/office/2008/main" xmlns:mv="urn:schemas-microsoft-com:mac:vml" xmlns:o="urn:schemas-microsoft-com:office:office" xmlns:r="http://schemas.openxmlformats.org/officeDocument/2006/relationships" xmlns:v="urn:schemas-microsoft-com:vml" xmlns:w10="urn:schemas-microsoft-com:office:word" xmlns:w14="http://schemas.microsoft.com/office/word/2010/wordml" xmlns:w="http://schemas.openxmlformats.org/wordprocessingml/2006/main" xmlns:wne="http://schemas.microsoft.com/office/word/2006/wordml" xmlns:wp14="http://schemas.microsoft.com/office/word/2010/wordprocessingDrawing" xmlns:wp="http://schemas.openxmlformats.org/drawingml/2006/wordprocessingDrawing" xmlns:wpc="http://schemas.microsoft.com/office/word/2010/wordprocessingCanvas" xmlns:wpg="http://schemas.microsoft.com/office/word/2010/wordprocessingGroup" xmlns:wpi="http://schemas.microsoft.com/office/word/2010/wordprocessingInk" xmlns:wps="http://schemas.microsoft.com/office/word/2010/wordprocessingShape" mc:Ignorable="w14 wp14">
+<w:hdr xmlns:wpc="http://schemas.microsoft.com/office/word/2010/wordprocessingCanvas" xmlns:cx="http://schemas.microsoft.com/office/drawing/2014/chartex" xmlns:cx1="http://schemas.microsoft.com/office/drawing/2015/9/8/chartex" xmlns:cx2="http://schemas.microsoft.com/office/drawing/2015/10/21/chartex" xmlns:cx3="http://schemas.microsoft.com/office/drawing/2016/5/9/chartex" xmlns:cx4="http://schemas.microsoft.com/office/drawing/2016/5/10/chartex" xmlns:cx5="http://schemas.microsoft.com/office/drawing/2016/5/11/chartex" xmlns:cx6="http://schemas.microsoft.com/office/drawing/2016/5/12/chartex" xmlns:cx7="http://schemas.microsoft.com/office/drawing/2016/5/13/chartex" xmlns:cx8="http://schemas.microsoft.com/office/drawing/2016/5/14/chartex" xmlns:mc="http://schemas.openxmlformats.org/markup-compatibility/2006" xmlns:aink="http://schemas.microsoft.com/office/drawing/2016/ink" xmlns:am3d="http://schemas.microsoft.com/office/drawing/2017/model3d" xmlns:o="urn:schemas-microsoft-com:office:office" xmlns:oel="http://schemas.microsoft.com/office/2019/extlst" xmlns:r="http://schemas.openxmlformats.org/officeDocument/2006/relationships" xmlns:m="http://schemas.openxmlformats.org/officeDocument/2006/math" xmlns:v="urn:schemas-microsoft-com:vml" xmlns:wp14="http://schemas.microsoft.com/office/word/2010/wordprocessingDrawing" xmlns:wp="http://schemas.openxmlformats.org/drawingml/2006/wordprocessingDrawing" xmlns:w10="urn:schemas-microsoft-com:office:word" xmlns:w="http://schemas.openxmlformats.org/wordprocessingml/2006/main" xmlns:w14="http://schemas.microsoft.com/office/word/2010/wordml" xmlns:w15="http://schemas.microsoft.com/office/word/2012/wordml" xmlns:w16cex="http://schemas.microsoft.com/office/word/2018/wordml/cex" xmlns:w16cid="http://schemas.microsoft.com/office/word/2016/wordml/cid" xmlns:w16="http://schemas.microsoft.com/office/word/2018/wordml" xmlns:w16du="http://schemas.microsoft.com/office/word/2023/wordml/word16du" xmlns:w16sdtdh="http://schemas.microsoft.com/office/word/2020/wordml/sdtdatahash" xmlns:w16sdtfl="http://schemas.microsoft.com/office/word/2024/wordml/sdtformatlock" xmlns:w16se="http://schemas.microsoft.com/office/word/2015/wordml/symex" xmlns:wpg="http://schemas.microsoft.com/office/word/2010/wordprocessingGroup" xmlns:wpi="http://schemas.microsoft.com/office/word/2010/wordprocessingInk" xmlns:wne="http://schemas.microsoft.com/office/word/2006/wordml" xmlns:wps="http://schemas.microsoft.com/office/word/2010/wordprocessingShape" mc:Ignorable="w14 w15 w16se w16cid w16 w16cex w16sdtdh w16sdtfl w16du wp14">
   <w:p>
     <w:pPr>
       <w:pStyle w:val="Header"/>
